--- a/t01_s1.docx
+++ b/t01_s1.docx
@@ -3,2168 +3,1713 @@
 <w:document xmlns:wpc="http://schemas.microsoft.com/office/word/2010/wordprocessingCanvas" xmlns:mo="http://schemas.microsoft.com/office/mac/office/2008/main" xmlns:mc="http://schemas.openxmlformats.org/markup-compatibility/2006" xmlns:mv="urn:schemas-microsoft-com:mac:vml" xmlns:o="urn:schemas-microsoft-com:office:office" xmlns:r="http://schemas.openxmlformats.org/officeDocument/2006/relationships" xmlns:m="http://schemas.openxmlformats.org/officeDocument/2006/math" xmlns:v="urn:schemas-microsoft-com:vml" xmlns:wp14="http://schemas.microsoft.com/office/word/2010/wordprocessingDrawing" xmlns:wp="http://schemas.openxmlformats.org/drawingml/2006/wordprocessingDrawing" xmlns:w10="urn:schemas-microsoft-com:office:word" xmlns:w="http://schemas.openxmlformats.org/wordprocessingml/2006/main" xmlns:w14="http://schemas.microsoft.com/office/word/2010/wordml" xmlns:wpg="http://schemas.microsoft.com/office/word/2010/wordprocessingGroup" xmlns:wpi="http://schemas.microsoft.com/office/word/2010/wordprocessingInk" xmlns:wne="http://schemas.microsoft.com/office/word/2006/wordml" xmlns:wps="http://schemas.microsoft.com/office/word/2010/wordprocessingShape" mc:Ignorable="w14 wp14">
   <w:body>
     <w:p>
-      <w:pPr>
-        <w:spacing w:after="20" w:before="120"/>
-      </w:pPr>
-      <w:r>
-        <w:rPr>
-          <w:b/>
-          <w:sz w:val="22"/>
-        </w:rPr>
-        <w:t>Question: What are the diagnostic parameters for breast abscess?</w:t>
-      </w:r>
-    </w:p>
-    <w:p>
-      <w:pPr>
-        <w:spacing w:after="0" w:before="0"/>
-      </w:pPr>
-      <w:r>
-        <w:rPr>
-          <w:b w:val="0"/>
-          <w:sz w:val="22"/>
-        </w:rPr>
-        <w:t>(a) FNAC, mammography and Biopsy</w:t>
-      </w:r>
-    </w:p>
-    <w:p>
-      <w:pPr>
-        <w:spacing w:after="0" w:before="0"/>
-      </w:pPr>
-      <w:r>
-        <w:rPr>
-          <w:b w:val="0"/>
-          <w:sz w:val="22"/>
-        </w:rPr>
-        <w:t>(b) Clinical examination, mammography and FNAC</w:t>
-      </w:r>
-    </w:p>
-    <w:p>
-      <w:pPr>
-        <w:spacing w:after="0" w:before="0"/>
-      </w:pPr>
-      <w:r>
-        <w:rPr>
-          <w:b w:val="0"/>
-          <w:sz w:val="22"/>
-        </w:rPr>
-        <w:t>(c) Clinical examination, biopsy and FNAC</w:t>
-      </w:r>
-    </w:p>
-    <w:p>
-      <w:pPr>
-        <w:spacing w:after="0" w:before="0"/>
-      </w:pPr>
-      <w:r>
-        <w:rPr>
-          <w:b w:val="0"/>
-          <w:sz w:val="22"/>
-        </w:rPr>
-        <w:t>(d) History, clinical examination, mammography</w:t>
-      </w:r>
-    </w:p>
-    <w:p>
-      <w:pPr>
-        <w:spacing w:after="0" w:before="40"/>
-      </w:pPr>
-      <w:r>
-        <w:rPr>
-          <w:b/>
-          <w:sz w:val="22"/>
-        </w:rPr>
-        <w:t>Answer: d</w:t>
-      </w:r>
-    </w:p>
-    <w:p>
-      <w:pPr>
-        <w:spacing w:after="0" w:before="0"/>
-      </w:pPr>
-      <w:r>
-        <w:rPr>
-          <w:b w:val="0"/>
-          <w:sz w:val="21"/>
-        </w:rPr>
-        <w:t>Solution: The diagnostic parameters for breast abscess include history, clinical examination, and mammography (option A). A breast abscess is a localized collection of pus within the breast tissue, usually resulting from a bacterial infection. In the diagnostic process, obtaining a detailed history from the patient helps identify risk factors and symptoms associated with breast abscess. Clinical examination involves assessing the breast for signs of infection, such as redness, swelling, and tenderness. Mammography, a radiological imaging technique, is often used to evaluate the extent and characteristics of the abscess. Other diagnostic tests, such as fine-needle aspiration cytology (FNAC), may be performed to confirm the presence of pus and identify the causative organism.</w:t>
-      </w:r>
-    </w:p>
-    <w:p>
-      <w:pPr>
-        <w:spacing w:after="0" w:before="0"/>
-      </w:pPr>
-      <w:r>
-        <w:rPr>
-          <w:b w:val="0"/>
-          <w:sz w:val="20"/>
-        </w:rPr>
-        <w:t>Positive Marks: 1</w:t>
-      </w:r>
-    </w:p>
-    <w:p>
-      <w:pPr>
-        <w:spacing w:after="160" w:before="0"/>
-      </w:pPr>
-      <w:r>
-        <w:rPr>
-          <w:b w:val="0"/>
-          <w:sz w:val="20"/>
-        </w:rPr>
-        <w:t>Negative Marks: 0.25</w:t>
-      </w:r>
-    </w:p>
-    <w:p>
-      <w:pPr>
-        <w:spacing w:after="20" w:before="120"/>
-      </w:pPr>
-      <w:r>
-        <w:rPr>
-          <w:b/>
-          <w:sz w:val="22"/>
-        </w:rPr>
-        <w:t>Question: A patient taking antipsychotic medications exhibits motor restlessness, pacing, and inability to sit still. This extrapyramidal side effect is</w:t>
-      </w:r>
-    </w:p>
-    <w:p>
-      <w:pPr>
-        <w:spacing w:after="0" w:before="0"/>
-      </w:pPr>
-      <w:r>
-        <w:rPr>
-          <w:b w:val="0"/>
-          <w:sz w:val="22"/>
-        </w:rPr>
-        <w:t>(a) Tardive dyskinesia</w:t>
-      </w:r>
-    </w:p>
-    <w:p>
-      <w:pPr>
-        <w:spacing w:after="0" w:before="0"/>
-      </w:pPr>
-      <w:r>
-        <w:rPr>
-          <w:b w:val="0"/>
-          <w:sz w:val="22"/>
-        </w:rPr>
-        <w:t>(b) Neuroleptic malignant syndrome</w:t>
-      </w:r>
-    </w:p>
-    <w:p>
-      <w:pPr>
-        <w:spacing w:after="0" w:before="0"/>
-      </w:pPr>
-      <w:r>
-        <w:rPr>
-          <w:b w:val="0"/>
-          <w:sz w:val="22"/>
-        </w:rPr>
-        <w:t>(c) Dystonia</w:t>
-      </w:r>
-    </w:p>
-    <w:p>
-      <w:pPr>
-        <w:spacing w:after="0" w:before="0"/>
-      </w:pPr>
-      <w:r>
-        <w:rPr>
-          <w:b w:val="0"/>
-          <w:sz w:val="22"/>
-        </w:rPr>
-        <w:t>(d) Akathisia</w:t>
-      </w:r>
-    </w:p>
-    <w:p>
-      <w:pPr>
-        <w:spacing w:after="0" w:before="40"/>
-      </w:pPr>
-      <w:r>
-        <w:rPr>
-          <w:b/>
-          <w:sz w:val="22"/>
-        </w:rPr>
-        <w:t>Answer: d</w:t>
-      </w:r>
-    </w:p>
-    <w:p>
-      <w:pPr>
-        <w:spacing w:after="0" w:before="0"/>
-      </w:pPr>
-      <w:r>
-        <w:rPr>
-          <w:b w:val="0"/>
-          <w:sz w:val="21"/>
-        </w:rPr>
-        <w:t>Solution: Akathisia is a distressing EPS characterized by subjective feelings of inner restlessness and objective motor restlessness (pacing, fidgeting).</w:t>
-      </w:r>
-    </w:p>
-    <w:p>
-      <w:pPr>
-        <w:spacing w:after="0" w:before="0"/>
-      </w:pPr>
-      <w:r>
-        <w:rPr>
-          <w:b w:val="0"/>
-          <w:sz w:val="20"/>
-        </w:rPr>
-        <w:t>Positive Marks: 1</w:t>
-      </w:r>
-    </w:p>
-    <w:p>
-      <w:pPr>
-        <w:spacing w:after="160" w:before="0"/>
-      </w:pPr>
-      <w:r>
-        <w:rPr>
-          <w:b w:val="0"/>
-          <w:sz w:val="20"/>
-        </w:rPr>
-        <w:t>Negative Marks: 0.25</w:t>
-      </w:r>
-    </w:p>
-    <w:p>
-      <w:pPr>
-        <w:spacing w:after="20" w:before="120"/>
-      </w:pPr>
-      <w:r>
-        <w:rPr>
-          <w:b/>
-          <w:sz w:val="22"/>
-        </w:rPr>
-        <w:t>Question: Where is the global headquarters of the World Health Organization (WHO) situated?</w:t>
-      </w:r>
-    </w:p>
-    <w:p>
-      <w:pPr>
-        <w:spacing w:after="0" w:before="0"/>
-      </w:pPr>
-      <w:r>
-        <w:rPr>
-          <w:b w:val="0"/>
-          <w:sz w:val="22"/>
-        </w:rPr>
-        <w:t>(a) Paris, France</w:t>
-      </w:r>
-    </w:p>
-    <w:p>
-      <w:pPr>
-        <w:spacing w:after="0" w:before="0"/>
-      </w:pPr>
-      <w:r>
-        <w:rPr>
-          <w:b w:val="0"/>
-          <w:sz w:val="22"/>
-        </w:rPr>
-        <w:t>(b) Geneva, Switzerland</w:t>
-      </w:r>
-    </w:p>
-    <w:p>
-      <w:pPr>
-        <w:spacing w:after="0" w:before="0"/>
-      </w:pPr>
-      <w:r>
-        <w:rPr>
-          <w:b w:val="0"/>
-          <w:sz w:val="22"/>
-        </w:rPr>
-        <w:t>(c) Rome, Italy</w:t>
-      </w:r>
-    </w:p>
-    <w:p>
-      <w:pPr>
-        <w:spacing w:after="0" w:before="0"/>
-      </w:pPr>
-      <w:r>
-        <w:rPr>
-          <w:b w:val="0"/>
-          <w:sz w:val="22"/>
-        </w:rPr>
-        <w:t>(d) Washington D.C., USA</w:t>
-      </w:r>
-    </w:p>
-    <w:p>
-      <w:pPr>
-        <w:spacing w:after="0" w:before="40"/>
-      </w:pPr>
-      <w:r>
-        <w:rPr>
-          <w:b/>
-          <w:sz w:val="22"/>
-        </w:rPr>
-        <w:t>Answer: b</w:t>
-      </w:r>
-    </w:p>
-    <w:p>
-      <w:pPr>
-        <w:spacing w:after="0" w:before="0"/>
-      </w:pPr>
-      <w:r>
-        <w:rPr>
-          <w:b w:val="0"/>
-          <w:sz w:val="21"/>
-        </w:rPr>
-        <w:t>Solution: The World Health Organization (WHO) was founded in 1948 and its global headquarters is located in Geneva, Switzerland.</w:t>
-      </w:r>
-    </w:p>
-    <w:p>
-      <w:pPr>
-        <w:spacing w:after="0" w:before="0"/>
-      </w:pPr>
-      <w:r>
-        <w:rPr>
-          <w:b w:val="0"/>
-          <w:sz w:val="20"/>
-        </w:rPr>
-        <w:t>Positive Marks: 1</w:t>
-      </w:r>
-    </w:p>
-    <w:p>
-      <w:pPr>
-        <w:spacing w:after="160" w:before="0"/>
-      </w:pPr>
-      <w:r>
-        <w:rPr>
-          <w:b w:val="0"/>
-          <w:sz w:val="20"/>
-        </w:rPr>
-        <w:t>Negative Marks: 0.25</w:t>
-      </w:r>
-    </w:p>
-    <w:p>
-      <w:pPr>
-        <w:spacing w:after="20" w:before="120"/>
-      </w:pPr>
-      <w:r>
-        <w:rPr>
-          <w:b/>
-          <w:sz w:val="22"/>
-        </w:rPr>
-        <w:t>Question: What room temperature should be maintained during the period of phototherapy?</w:t>
-      </w:r>
-    </w:p>
-    <w:p>
-      <w:pPr>
-        <w:spacing w:after="0" w:before="0"/>
-      </w:pPr>
-      <w:r>
-        <w:rPr>
-          <w:b w:val="0"/>
-          <w:sz w:val="22"/>
-        </w:rPr>
-        <w:t>(a) 28-30°C</w:t>
-      </w:r>
-    </w:p>
-    <w:p>
-      <w:pPr>
-        <w:spacing w:after="0" w:before="0"/>
-      </w:pPr>
-      <w:r>
-        <w:rPr>
-          <w:b w:val="0"/>
-          <w:sz w:val="22"/>
-        </w:rPr>
-        <w:t>(b) 24-26°C</w:t>
-      </w:r>
-    </w:p>
-    <w:p>
-      <w:pPr>
-        <w:spacing w:after="0" w:before="0"/>
-      </w:pPr>
-      <w:r>
-        <w:rPr>
-          <w:b w:val="0"/>
-          <w:sz w:val="22"/>
-        </w:rPr>
-        <w:t>(c) 26-28°C</w:t>
-      </w:r>
-    </w:p>
-    <w:p>
-      <w:pPr>
-        <w:spacing w:after="0" w:before="0"/>
-      </w:pPr>
-      <w:r>
-        <w:rPr>
-          <w:b w:val="0"/>
-          <w:sz w:val="22"/>
-        </w:rPr>
-        <w:t>(d) 30-32°C</w:t>
-      </w:r>
-    </w:p>
-    <w:p>
-      <w:pPr>
-        <w:spacing w:after="0" w:before="40"/>
-      </w:pPr>
-      <w:r>
-        <w:rPr>
-          <w:b/>
-          <w:sz w:val="22"/>
-        </w:rPr>
-        <w:t>Answer: a</w:t>
-      </w:r>
-    </w:p>
-    <w:p>
-      <w:pPr>
-        <w:spacing w:after="0" w:before="0"/>
-      </w:pPr>
-      <w:r>
-        <w:rPr>
-          <w:b w:val="0"/>
-          <w:sz w:val="21"/>
-        </w:rPr>
-        <w:t>Solution: A room temperature of 28-30°C is maintained during phototherapy to prevent hypothermia in the neonate.</w:t>
-      </w:r>
-    </w:p>
-    <w:p>
-      <w:pPr>
-        <w:spacing w:after="0" w:before="0"/>
-      </w:pPr>
-      <w:r>
-        <w:rPr>
-          <w:b w:val="0"/>
-          <w:sz w:val="20"/>
-        </w:rPr>
-        <w:t>Positive Marks: 1</w:t>
-      </w:r>
-    </w:p>
-    <w:p>
-      <w:pPr>
-        <w:spacing w:after="160" w:before="0"/>
-      </w:pPr>
-      <w:r>
-        <w:rPr>
-          <w:b w:val="0"/>
-          <w:sz w:val="20"/>
-        </w:rPr>
-        <w:t>Negative Marks: 0.25</w:t>
-      </w:r>
-    </w:p>
-    <w:p>
-      <w:pPr>
-        <w:spacing w:after="20" w:before="120"/>
-      </w:pPr>
-      <w:r>
-        <w:rPr>
-          <w:b/>
-          <w:sz w:val="22"/>
-        </w:rPr>
-        <w:t>Question: What is the immediate priority nursing action following a needle stick injury from a HIV-positive patient?</w:t>
-      </w:r>
-    </w:p>
-    <w:p>
-      <w:pPr>
-        <w:spacing w:after="0" w:before="0"/>
-      </w:pPr>
-      <w:r>
-        <w:rPr>
-          <w:b w:val="0"/>
-          <w:sz w:val="22"/>
-        </w:rPr>
-        <w:t>(a) Wash immediately with soap and running water</w:t>
-      </w:r>
-    </w:p>
-    <w:p>
-      <w:pPr>
-        <w:spacing w:after="0" w:before="0"/>
-      </w:pPr>
-      <w:r>
-        <w:rPr>
-          <w:b w:val="0"/>
-          <w:sz w:val="22"/>
-        </w:rPr>
-        <w:t>(b) Give incision to the injury</w:t>
-      </w:r>
-    </w:p>
-    <w:p>
-      <w:pPr>
-        <w:spacing w:after="0" w:before="0"/>
-      </w:pPr>
-      <w:r>
-        <w:rPr>
-          <w:b w:val="0"/>
-          <w:sz w:val="22"/>
-        </w:rPr>
-        <w:t>(c) Suck out the blood</w:t>
-      </w:r>
-    </w:p>
-    <w:p>
-      <w:pPr>
-        <w:spacing w:after="0" w:before="0"/>
-      </w:pPr>
-      <w:r>
-        <w:rPr>
-          <w:b w:val="0"/>
-          <w:sz w:val="22"/>
-        </w:rPr>
-        <w:t>(d) Squeeze out the blood forcefully</w:t>
-      </w:r>
-    </w:p>
-    <w:p>
-      <w:pPr>
-        <w:spacing w:after="0" w:before="40"/>
-      </w:pPr>
-      <w:r>
-        <w:rPr>
-          <w:b/>
-          <w:sz w:val="22"/>
-        </w:rPr>
-        <w:t>Answer: a</w:t>
-      </w:r>
-    </w:p>
-    <w:p>
-      <w:pPr>
-        <w:spacing w:after="0" w:before="0"/>
-      </w:pPr>
-      <w:r>
-        <w:rPr>
-          <w:b w:val="0"/>
-          <w:sz w:val="21"/>
-        </w:rPr>
-        <w:t>Solution: Immediate management of occupational exposure involves washing the affected site thoroughly with soap and running water. Do not scrub or squeeze the wound.</w:t>
-      </w:r>
-    </w:p>
-    <w:p>
-      <w:pPr>
-        <w:spacing w:after="0" w:before="0"/>
-      </w:pPr>
-      <w:r>
-        <w:rPr>
-          <w:b w:val="0"/>
-          <w:sz w:val="20"/>
-        </w:rPr>
-        <w:t>Positive Marks: 1</w:t>
-      </w:r>
-    </w:p>
-    <w:p>
-      <w:pPr>
-        <w:spacing w:after="160" w:before="0"/>
-      </w:pPr>
-      <w:r>
-        <w:rPr>
-          <w:b w:val="0"/>
-          <w:sz w:val="20"/>
-        </w:rPr>
-        <w:t>Negative Marks: 0.25</w:t>
-      </w:r>
-    </w:p>
-    <w:p>
-      <w:pPr>
-        <w:spacing w:after="20" w:before="120"/>
-      </w:pPr>
-      <w:r>
-        <w:rPr>
-          <w:b/>
-          <w:sz w:val="22"/>
-        </w:rPr>
-        <w:t>Question: A nurse caring for a HIV positive patient got an accidental needle stick injury. Which of the following Is an appropriate immediate action following needle stick injury?</w:t>
-      </w:r>
-    </w:p>
-    <w:p>
-      <w:pPr>
-        <w:spacing w:after="0" w:before="0"/>
-      </w:pPr>
-      <w:r>
-        <w:rPr>
-          <w:b w:val="0"/>
-          <w:sz w:val="22"/>
-        </w:rPr>
-        <w:t>(a) Put the pricked finger in mouth</w:t>
-      </w:r>
-    </w:p>
-    <w:p>
-      <w:pPr>
-        <w:spacing w:after="0" w:before="0"/>
-      </w:pPr>
-      <w:r>
-        <w:rPr>
-          <w:b w:val="0"/>
-          <w:sz w:val="22"/>
-        </w:rPr>
-        <w:t>(b) Wash the wound and surrounding skin with soap and rinse</w:t>
-      </w:r>
-    </w:p>
-    <w:p>
-      <w:pPr>
-        <w:spacing w:after="0" w:before="0"/>
-      </w:pPr>
-      <w:r>
-        <w:rPr>
-          <w:b w:val="0"/>
-          <w:sz w:val="22"/>
-        </w:rPr>
-        <w:t>(c) Squeeze the wound to bleed it</w:t>
-      </w:r>
-    </w:p>
-    <w:p>
-      <w:pPr>
-        <w:spacing w:after="0" w:before="0"/>
-      </w:pPr>
-      <w:r>
-        <w:rPr>
-          <w:b w:val="0"/>
-          <w:sz w:val="22"/>
-        </w:rPr>
-        <w:t>(d) Use bleach or alcohol to clean the wound</w:t>
-      </w:r>
-    </w:p>
-    <w:p>
-      <w:pPr>
-        <w:spacing w:after="0" w:before="40"/>
-      </w:pPr>
-      <w:r>
-        <w:rPr>
-          <w:b/>
-          <w:sz w:val="22"/>
-        </w:rPr>
-        <w:t>Answer: b</w:t>
-      </w:r>
-    </w:p>
-    <w:p>
-      <w:pPr>
-        <w:spacing w:after="0" w:before="0"/>
-      </w:pPr>
-      <w:r>
-        <w:rPr>
-          <w:b w:val="0"/>
-          <w:sz w:val="21"/>
-        </w:rPr>
-        <w:t>Solution: If is experienced the site should be washed with soap and water immediately, report the incident to supervisor, assess the exposure (type of fluid, type of needle, amount of blood on the needle, etc.), evaluate the status of patient and immediately seek the treatment according to protocol.</w:t>
-      </w:r>
-    </w:p>
-    <w:p>
-      <w:pPr>
-        <w:spacing w:after="0" w:before="0"/>
-      </w:pPr>
-      <w:r>
-        <w:rPr>
-          <w:b w:val="0"/>
-          <w:sz w:val="20"/>
-        </w:rPr>
-        <w:t>Positive Marks: 1</w:t>
-      </w:r>
-    </w:p>
-    <w:p>
-      <w:pPr>
-        <w:spacing w:after="160" w:before="0"/>
-      </w:pPr>
-      <w:r>
-        <w:rPr>
-          <w:b w:val="0"/>
-          <w:sz w:val="20"/>
-        </w:rPr>
-        <w:t>Negative Marks: 0.25</w:t>
-      </w:r>
-    </w:p>
-    <w:p>
-      <w:pPr>
-        <w:spacing w:after="20" w:before="120"/>
-      </w:pPr>
-      <w:r>
-        <w:rPr>
-          <w:b/>
-          <w:sz w:val="22"/>
-        </w:rPr>
-        <w:t>Question: Patient is undergoing blood transfusion and suddenly patient shows complaints of transfusion reaction. What will be the priority nursing intervention?</w:t>
-      </w:r>
-    </w:p>
-    <w:p>
-      <w:pPr>
-        <w:spacing w:after="0" w:before="0"/>
-      </w:pPr>
-      <w:r>
-        <w:rPr>
-          <w:b w:val="0"/>
-          <w:sz w:val="22"/>
-        </w:rPr>
-        <w:t>(a) Complete the transfusion and administer injection avil</w:t>
-      </w:r>
-    </w:p>
-    <w:p>
-      <w:pPr>
-        <w:spacing w:after="0" w:before="0"/>
-      </w:pPr>
-      <w:r>
-        <w:rPr>
-          <w:b w:val="0"/>
-          <w:sz w:val="22"/>
-        </w:rPr>
-        <w:t>(b) Stop the infusion</w:t>
-      </w:r>
-    </w:p>
-    <w:p>
-      <w:pPr>
-        <w:spacing w:after="0" w:before="0"/>
-      </w:pPr>
-      <w:r>
-        <w:rPr>
-          <w:b w:val="0"/>
-          <w:sz w:val="22"/>
-        </w:rPr>
-        <w:t>(c) Stop the infusion and remove cannula</w:t>
-      </w:r>
-    </w:p>
-    <w:p>
-      <w:pPr>
-        <w:spacing w:after="0" w:before="0"/>
-      </w:pPr>
-      <w:r>
-        <w:rPr>
-          <w:b w:val="0"/>
-          <w:sz w:val="22"/>
-        </w:rPr>
-        <w:t>(d) Complete the transfusion and discard the bag</w:t>
-      </w:r>
-    </w:p>
-    <w:p>
-      <w:pPr>
-        <w:spacing w:after="0" w:before="40"/>
-      </w:pPr>
-      <w:r>
-        <w:rPr>
-          <w:b/>
-          <w:sz w:val="22"/>
-        </w:rPr>
-        <w:t>Answer: b</w:t>
-      </w:r>
-    </w:p>
-    <w:p>
-      <w:pPr>
-        <w:spacing w:after="0" w:before="0"/>
-      </w:pPr>
-      <w:r>
-        <w:rPr>
-          <w:b w:val="0"/>
-          <w:sz w:val="21"/>
-        </w:rPr>
-        <w:t>Solution: On suspecting a transfusion reaction, the FIRST action is to stop the transfusion immediately (keep the line with saline).</w:t>
-      </w:r>
-    </w:p>
-    <w:p>
-      <w:pPr>
-        <w:spacing w:after="0" w:before="0"/>
-      </w:pPr>
-      <w:r>
-        <w:rPr>
-          <w:b w:val="0"/>
-          <w:sz w:val="20"/>
-        </w:rPr>
-        <w:t>Positive Marks: 1</w:t>
-      </w:r>
-    </w:p>
-    <w:p>
-      <w:pPr>
-        <w:spacing w:after="160" w:before="0"/>
-      </w:pPr>
-      <w:r>
-        <w:rPr>
-          <w:b w:val="0"/>
-          <w:sz w:val="20"/>
-        </w:rPr>
-        <w:t>Negative Marks: 0.25</w:t>
-      </w:r>
-    </w:p>
-    <w:p>
-      <w:pPr>
-        <w:spacing w:after="20" w:before="120"/>
-      </w:pPr>
-      <w:r>
-        <w:rPr>
-          <w:b/>
-          <w:sz w:val="22"/>
-        </w:rPr>
-        <w:t>Question: Wernicke's encephalopathy is caused by the deficiency of:</w:t>
-      </w:r>
-    </w:p>
-    <w:p>
-      <w:pPr>
-        <w:spacing w:after="0" w:before="0"/>
-      </w:pPr>
-      <w:r>
-        <w:rPr>
-          <w:b w:val="0"/>
-          <w:sz w:val="22"/>
-        </w:rPr>
-        <w:t>(a) Thiamine</w:t>
-      </w:r>
-    </w:p>
-    <w:p>
-      <w:pPr>
-        <w:spacing w:after="0" w:before="0"/>
-      </w:pPr>
-      <w:r>
-        <w:rPr>
-          <w:b w:val="0"/>
-          <w:sz w:val="22"/>
-        </w:rPr>
-        <w:t>(b) Vitamin-D</w:t>
-      </w:r>
-    </w:p>
-    <w:p>
-      <w:pPr>
-        <w:spacing w:after="0" w:before="0"/>
-      </w:pPr>
-      <w:r>
-        <w:rPr>
-          <w:b w:val="0"/>
-          <w:sz w:val="22"/>
-        </w:rPr>
-        <w:t>(c) Riboflavin</w:t>
-      </w:r>
-    </w:p>
-    <w:p>
-      <w:pPr>
-        <w:spacing w:after="0" w:before="0"/>
-      </w:pPr>
-      <w:r>
-        <w:rPr>
-          <w:b w:val="0"/>
-          <w:sz w:val="22"/>
-        </w:rPr>
-        <w:t>(d) Vitamin-A</w:t>
-      </w:r>
-    </w:p>
-    <w:p>
-      <w:pPr>
-        <w:spacing w:after="0" w:before="40"/>
-      </w:pPr>
-      <w:r>
-        <w:rPr>
-          <w:b/>
-          <w:sz w:val="22"/>
-        </w:rPr>
-        <w:t>Answer: a</w:t>
-      </w:r>
-    </w:p>
-    <w:p>
-      <w:pPr>
-        <w:spacing w:after="0" w:before="0"/>
-      </w:pPr>
-      <w:r>
-        <w:rPr>
-          <w:b w:val="0"/>
-          <w:sz w:val="21"/>
-        </w:rPr>
-        <w:t>Solution: Wernicke's encephalopathy is caused by thiamine (vitamin B1) deficiency, classically in alcoholics.</w:t>
-      </w:r>
-    </w:p>
-    <w:p>
-      <w:pPr>
-        <w:spacing w:after="0" w:before="0"/>
-      </w:pPr>
-      <w:r>
-        <w:rPr>
-          <w:b w:val="0"/>
-          <w:sz w:val="20"/>
-        </w:rPr>
-        <w:t>Positive Marks: 1</w:t>
-      </w:r>
-    </w:p>
-    <w:p>
-      <w:pPr>
-        <w:spacing w:after="160" w:before="0"/>
-      </w:pPr>
-      <w:r>
-        <w:rPr>
-          <w:b w:val="0"/>
-          <w:sz w:val="20"/>
-        </w:rPr>
-        <w:t>Negative Marks: 0.25</w:t>
-      </w:r>
-    </w:p>
-    <w:p>
-      <w:pPr>
-        <w:spacing w:after="20" w:before="120"/>
-      </w:pPr>
-      <w:r>
-        <w:rPr>
-          <w:b/>
-          <w:sz w:val="22"/>
-        </w:rPr>
-        <w:t>Question: A child with severe dehydration is receiving IV fluids. Which finding indicates that rehydration is effective?</w:t>
-      </w:r>
-    </w:p>
-    <w:p>
-      <w:pPr>
-        <w:spacing w:after="0" w:before="0"/>
-      </w:pPr>
-      <w:r>
-        <w:rPr>
-          <w:b w:val="0"/>
-          <w:sz w:val="22"/>
-        </w:rPr>
-        <w:t>(a) Sunken eyes persist</w:t>
-      </w:r>
-    </w:p>
-    <w:p>
-      <w:pPr>
-        <w:spacing w:after="0" w:before="0"/>
-      </w:pPr>
-      <w:r>
-        <w:rPr>
-          <w:b w:val="0"/>
-          <w:sz w:val="22"/>
-        </w:rPr>
-        <w:t>(b) Urine output of 2 mL/kg/hour</w:t>
-      </w:r>
-    </w:p>
-    <w:p>
-      <w:pPr>
-        <w:spacing w:after="0" w:before="0"/>
-      </w:pPr>
-      <w:r>
-        <w:rPr>
-          <w:b w:val="0"/>
-          <w:sz w:val="22"/>
-        </w:rPr>
-        <w:t>(c) Capillary refill of 5 seconds</w:t>
-      </w:r>
-    </w:p>
-    <w:p>
-      <w:pPr>
-        <w:spacing w:after="0" w:before="0"/>
-      </w:pPr>
-      <w:r>
-        <w:rPr>
-          <w:b w:val="0"/>
-          <w:sz w:val="22"/>
-        </w:rPr>
-        <w:t>(d) Skin turgor remains poor</w:t>
-      </w:r>
-    </w:p>
-    <w:p>
-      <w:pPr>
-        <w:spacing w:after="0" w:before="40"/>
-      </w:pPr>
-      <w:r>
-        <w:rPr>
-          <w:b/>
-          <w:sz w:val="22"/>
-        </w:rPr>
-        <w:t>Answer: b</w:t>
-      </w:r>
-    </w:p>
-    <w:p>
-      <w:pPr>
-        <w:spacing w:after="0" w:before="0"/>
-      </w:pPr>
-      <w:r>
-        <w:rPr>
-          <w:b w:val="0"/>
-          <w:sz w:val="21"/>
-        </w:rPr>
-        <w:t>Solution: Adequate urine output (≥1-2 mL/kg/hr) is the most reliable indicator of restored perfusion; the other findings show continued dehydration.</w:t>
-      </w:r>
-    </w:p>
-    <w:p>
-      <w:pPr>
-        <w:spacing w:after="0" w:before="0"/>
-      </w:pPr>
-      <w:r>
-        <w:rPr>
-          <w:b w:val="0"/>
-          <w:sz w:val="20"/>
-        </w:rPr>
-        <w:t>Positive Marks: 1</w:t>
-      </w:r>
-    </w:p>
-    <w:p>
-      <w:pPr>
-        <w:spacing w:after="160" w:before="0"/>
-      </w:pPr>
-      <w:r>
-        <w:rPr>
-          <w:b w:val="0"/>
-          <w:sz w:val="20"/>
-        </w:rPr>
-        <w:t>Negative Marks: 0.25</w:t>
-      </w:r>
-    </w:p>
-    <w:p>
-      <w:pPr>
-        <w:spacing w:after="20" w:before="120"/>
-      </w:pPr>
-      <w:r>
-        <w:rPr>
-          <w:b/>
-          <w:sz w:val="22"/>
-        </w:rPr>
-        <w:t>Question: A client with status asthmaticus is receiving nebulized albuterol. Which finding indicates the treatment is effective?</w:t>
-      </w:r>
-    </w:p>
-    <w:p>
-      <w:pPr>
-        <w:spacing w:after="0" w:before="0"/>
-      </w:pPr>
-      <w:r>
-        <w:rPr>
-          <w:b w:val="0"/>
-          <w:sz w:val="22"/>
-        </w:rPr>
-        <w:t>(a) Respiratory rate decreases from 32 to 20 breaths/min</w:t>
-      </w:r>
-    </w:p>
-    <w:p>
-      <w:pPr>
-        <w:spacing w:after="0" w:before="0"/>
-      </w:pPr>
-      <w:r>
-        <w:rPr>
-          <w:b w:val="0"/>
-          <w:sz w:val="22"/>
-        </w:rPr>
-        <w:t>(b) Wheezing becomes louder</w:t>
-      </w:r>
-    </w:p>
-    <w:p>
-      <w:pPr>
-        <w:spacing w:after="0" w:before="0"/>
-      </w:pPr>
-      <w:r>
-        <w:rPr>
-          <w:b w:val="0"/>
-          <w:sz w:val="22"/>
-        </w:rPr>
-        <w:t>(c) Client reports chest tightness</w:t>
-      </w:r>
-    </w:p>
-    <w:p>
-      <w:pPr>
-        <w:spacing w:after="0" w:before="0"/>
-      </w:pPr>
-      <w:r>
-        <w:rPr>
-          <w:b w:val="0"/>
-          <w:sz w:val="22"/>
-        </w:rPr>
-        <w:t>(d) SpO2 falls to 88%</w:t>
-      </w:r>
-    </w:p>
-    <w:p>
-      <w:pPr>
-        <w:spacing w:after="0" w:before="40"/>
-      </w:pPr>
-      <w:r>
-        <w:rPr>
-          <w:b/>
-          <w:sz w:val="22"/>
-        </w:rPr>
-        <w:t>Answer: a</w:t>
-      </w:r>
-    </w:p>
-    <w:p>
-      <w:pPr>
-        <w:spacing w:after="0" w:before="0"/>
-      </w:pPr>
-      <w:r>
-        <w:rPr>
-          <w:b w:val="0"/>
-          <w:sz w:val="21"/>
-        </w:rPr>
-        <w:t>Solution: A falling respiratory rate with improving air entry indicates bronchodilation. Louder wheezing may actually signal improved air movement, but the clearest sign of improvement is a normalizing respiratory rate and oxygenation.</w:t>
-      </w:r>
-    </w:p>
-    <w:p>
-      <w:pPr>
-        <w:spacing w:after="0" w:before="0"/>
-      </w:pPr>
-      <w:r>
-        <w:rPr>
-          <w:b w:val="0"/>
-          <w:sz w:val="20"/>
-        </w:rPr>
-        <w:t>Positive Marks: 1</w:t>
-      </w:r>
-    </w:p>
-    <w:p>
-      <w:pPr>
-        <w:spacing w:after="160" w:before="0"/>
-      </w:pPr>
-      <w:r>
-        <w:rPr>
-          <w:b w:val="0"/>
-          <w:sz w:val="20"/>
-        </w:rPr>
-        <w:t>Negative Marks: 0.25</w:t>
-      </w:r>
-    </w:p>
-    <w:p>
-      <w:pPr>
-        <w:spacing w:after="20" w:before="120"/>
-      </w:pPr>
-      <w:r>
-        <w:rPr>
-          <w:b/>
-          <w:sz w:val="22"/>
-        </w:rPr>
-        <w:t>Question: A newborn remains cyanotic with a heart rate of 60/min after drying and stimulation. What is the priority intervention?</w:t>
-      </w:r>
-    </w:p>
-    <w:p>
-      <w:pPr>
-        <w:spacing w:after="0" w:before="0"/>
-      </w:pPr>
-      <w:r>
-        <w:rPr>
-          <w:b w:val="0"/>
-          <w:sz w:val="22"/>
-        </w:rPr>
-        <w:t>(a) Recheck the heart rate in 30 seconds</w:t>
-      </w:r>
-    </w:p>
-    <w:p>
-      <w:pPr>
-        <w:spacing w:after="0" w:before="0"/>
-      </w:pPr>
-      <w:r>
-        <w:rPr>
-          <w:b w:val="0"/>
-          <w:sz w:val="22"/>
-        </w:rPr>
-        <w:t>(b) Administer IV epinephrine</w:t>
-      </w:r>
-    </w:p>
-    <w:p>
-      <w:pPr>
-        <w:spacing w:after="0" w:before="0"/>
-      </w:pPr>
-      <w:r>
-        <w:rPr>
-          <w:b w:val="0"/>
-          <w:sz w:val="22"/>
-        </w:rPr>
-        <w:t>(c) Start chest compressions</w:t>
-      </w:r>
-    </w:p>
-    <w:p>
-      <w:pPr>
-        <w:spacing w:after="0" w:before="0"/>
-      </w:pPr>
-      <w:r>
-        <w:rPr>
-          <w:b w:val="0"/>
-          <w:sz w:val="22"/>
-        </w:rPr>
-        <w:t>(d) Begin positive-pressure ventilation</w:t>
-      </w:r>
-    </w:p>
-    <w:p>
-      <w:pPr>
-        <w:spacing w:after="0" w:before="40"/>
-      </w:pPr>
-      <w:r>
-        <w:rPr>
-          <w:b/>
-          <w:sz w:val="22"/>
-        </w:rPr>
-        <w:t>Answer: d</w:t>
-      </w:r>
-    </w:p>
-    <w:p>
-      <w:pPr>
-        <w:spacing w:after="0" w:before="0"/>
-      </w:pPr>
-      <w:r>
-        <w:rPr>
-          <w:b w:val="0"/>
-          <w:sz w:val="21"/>
-        </w:rPr>
-        <w:t>Solution: For a heart rate below 100/min after initial steps, positive-pressure ventilation is started immediately; chest compressions begin only if HR stays &lt;60 despite PPV.</w:t>
-      </w:r>
-    </w:p>
-    <w:p>
-      <w:pPr>
-        <w:spacing w:after="0" w:before="0"/>
-      </w:pPr>
-      <w:r>
-        <w:rPr>
-          <w:b w:val="0"/>
-          <w:sz w:val="20"/>
-        </w:rPr>
-        <w:t>Positive Marks: 1</w:t>
-      </w:r>
-    </w:p>
-    <w:p>
-      <w:pPr>
-        <w:spacing w:after="160" w:before="0"/>
-      </w:pPr>
-      <w:r>
-        <w:rPr>
-          <w:b w:val="0"/>
-          <w:sz w:val="20"/>
-        </w:rPr>
-        <w:t>Negative Marks: 0.25</w:t>
-      </w:r>
-    </w:p>
-    <w:p>
-      <w:pPr>
-        <w:spacing w:after="20" w:before="120"/>
-      </w:pPr>
-      <w:r>
-        <w:rPr>
-          <w:b/>
-          <w:sz w:val="22"/>
-        </w:rPr>
-        <w:t>Question: Type I immediate hypersensitivity allergic reaction is mediated primarily by immunoglobulin</w:t>
-      </w:r>
-    </w:p>
-    <w:p>
-      <w:pPr>
-        <w:spacing w:after="0" w:before="0"/>
-      </w:pPr>
-      <w:r>
-        <w:rPr>
-          <w:b w:val="0"/>
-          <w:sz w:val="22"/>
-        </w:rPr>
-        <w:t>(a) IgA</w:t>
-      </w:r>
-    </w:p>
-    <w:p>
-      <w:pPr>
-        <w:spacing w:after="0" w:before="0"/>
-      </w:pPr>
-      <w:r>
-        <w:rPr>
-          <w:b w:val="0"/>
-          <w:sz w:val="22"/>
-        </w:rPr>
-        <w:t>(b) IgE</w:t>
-      </w:r>
-    </w:p>
-    <w:p>
-      <w:pPr>
-        <w:spacing w:after="0" w:before="0"/>
-      </w:pPr>
-      <w:r>
-        <w:rPr>
-          <w:b w:val="0"/>
-          <w:sz w:val="22"/>
-        </w:rPr>
-        <w:t>(c) IgG</w:t>
-      </w:r>
-    </w:p>
-    <w:p>
-      <w:pPr>
-        <w:spacing w:after="0" w:before="0"/>
-      </w:pPr>
-      <w:r>
-        <w:rPr>
-          <w:b w:val="0"/>
-          <w:sz w:val="22"/>
-        </w:rPr>
-        <w:t>(d) IgM</w:t>
-      </w:r>
-    </w:p>
-    <w:p>
-      <w:pPr>
-        <w:spacing w:after="0" w:before="40"/>
-      </w:pPr>
-      <w:r>
-        <w:rPr>
-          <w:b/>
-          <w:sz w:val="22"/>
-        </w:rPr>
-        <w:t>Answer: b</w:t>
-      </w:r>
-    </w:p>
-    <w:p>
-      <w:pPr>
-        <w:spacing w:after="0" w:before="0"/>
-      </w:pPr>
-      <w:r>
-        <w:rPr>
-          <w:b w:val="0"/>
-          <w:sz w:val="21"/>
-        </w:rPr>
-        <w:t>Solution: IgE antibodies bind to mast cells and basophils, triggering histamine release upon allergen re-exposure in Type I hypersensitivity (anaphylaxis/asthma).</w:t>
-      </w:r>
-    </w:p>
-    <w:p>
-      <w:pPr>
-        <w:spacing w:after="0" w:before="0"/>
-      </w:pPr>
-      <w:r>
-        <w:rPr>
-          <w:b w:val="0"/>
-          <w:sz w:val="20"/>
-        </w:rPr>
-        <w:t>Positive Marks: 1</w:t>
-      </w:r>
-    </w:p>
-    <w:p>
-      <w:pPr>
-        <w:spacing w:after="160" w:before="0"/>
-      </w:pPr>
-      <w:r>
-        <w:rPr>
-          <w:b w:val="0"/>
-          <w:sz w:val="20"/>
-        </w:rPr>
-        <w:t>Negative Marks: 0.25</w:t>
-      </w:r>
-    </w:p>
-    <w:p>
-      <w:pPr>
-        <w:spacing w:after="20" w:before="120"/>
-      </w:pPr>
-      <w:r>
-        <w:rPr>
-          <w:b/>
-          <w:sz w:val="22"/>
-        </w:rPr>
-        <w:t>Question: What is the recommended position of the patient after a lumbar puncture to prevent cerebrospinal fluid (CSF) leakage?</w:t>
-      </w:r>
-    </w:p>
-    <w:p>
-      <w:pPr>
-        <w:spacing w:after="0" w:before="0"/>
-      </w:pPr>
-      <w:r>
-        <w:rPr>
-          <w:b w:val="0"/>
-          <w:sz w:val="22"/>
-        </w:rPr>
-        <w:t>(a) Trendelenburg`s position</w:t>
-      </w:r>
-    </w:p>
-    <w:p>
-      <w:pPr>
-        <w:spacing w:after="0" w:before="0"/>
-      </w:pPr>
-      <w:r>
-        <w:rPr>
-          <w:b w:val="0"/>
-          <w:sz w:val="22"/>
-        </w:rPr>
-        <w:t>(b) Lateral position</w:t>
-      </w:r>
-    </w:p>
-    <w:p>
-      <w:pPr>
-        <w:spacing w:after="0" w:before="0"/>
-      </w:pPr>
-      <w:r>
-        <w:rPr>
-          <w:b w:val="0"/>
-          <w:sz w:val="22"/>
-        </w:rPr>
-        <w:t>(c) Sitting on chair</w:t>
-      </w:r>
-    </w:p>
-    <w:p>
-      <w:pPr>
-        <w:spacing w:after="0" w:before="0"/>
-      </w:pPr>
-      <w:r>
-        <w:rPr>
-          <w:b w:val="0"/>
-          <w:sz w:val="22"/>
-        </w:rPr>
-        <w:t>(d) Flat/Supine position</w:t>
-      </w:r>
-    </w:p>
-    <w:p>
-      <w:pPr>
-        <w:spacing w:after="0" w:before="40"/>
-      </w:pPr>
-      <w:r>
-        <w:rPr>
-          <w:b/>
-          <w:sz w:val="22"/>
-        </w:rPr>
-        <w:t>Answer: d</w:t>
-      </w:r>
-    </w:p>
-    <w:p>
-      <w:pPr>
-        <w:spacing w:after="0" w:before="0"/>
-      </w:pPr>
-      <w:r>
-        <w:rPr>
-          <w:b w:val="0"/>
-          <w:sz w:val="21"/>
-        </w:rPr>
-        <w:t>Solution: The recommended position of the patient after a lumbar puncture to prevent cerebrospinal fluid (CSF) leakage is the flat or supine position. This position helps minimize the risk of CSF leakage by reducing pressure on the puncture site and allowing proper sealing of the needle insertion site. The patient should lie flat on their back with the head and legs supported in a comfortable position. This position also promotes adequate blood flow to the brain and prevents complications associated with CSF leakage, such as headaches and infection.</w:t>
-      </w:r>
-    </w:p>
-    <w:p>
-      <w:pPr>
-        <w:spacing w:after="0" w:before="0"/>
-      </w:pPr>
-      <w:r>
-        <w:rPr>
-          <w:b w:val="0"/>
-          <w:sz w:val="20"/>
-        </w:rPr>
-        <w:t>Positive Marks: 1</w:t>
-      </w:r>
-    </w:p>
-    <w:p>
-      <w:pPr>
-        <w:spacing w:after="160" w:before="0"/>
-      </w:pPr>
-      <w:r>
-        <w:rPr>
-          <w:b w:val="0"/>
-          <w:sz w:val="20"/>
-        </w:rPr>
-        <w:t>Negative Marks: 0.25</w:t>
-      </w:r>
-    </w:p>
-    <w:p>
-      <w:pPr>
-        <w:spacing w:after="20" w:before="120"/>
-      </w:pPr>
-      <w:r>
-        <w:rPr>
-          <w:b/>
-          <w:sz w:val="22"/>
-        </w:rPr>
-        <w:t>Question: What is the most common cause of neonatal mortality in India?</w:t>
-      </w:r>
-    </w:p>
-    <w:p>
-      <w:pPr>
-        <w:spacing w:after="0" w:before="0"/>
-      </w:pPr>
-      <w:r>
-        <w:rPr>
-          <w:b w:val="0"/>
-          <w:sz w:val="22"/>
-        </w:rPr>
-        <w:t>(a) Prematurity</w:t>
-      </w:r>
-    </w:p>
-    <w:p>
-      <w:pPr>
-        <w:spacing w:after="0" w:before="0"/>
-      </w:pPr>
-      <w:r>
-        <w:rPr>
-          <w:b w:val="0"/>
-          <w:sz w:val="22"/>
-        </w:rPr>
-        <w:t>(b) Birth trauma</w:t>
-      </w:r>
-    </w:p>
-    <w:p>
-      <w:pPr>
-        <w:spacing w:after="0" w:before="0"/>
-      </w:pPr>
-      <w:r>
-        <w:rPr>
-          <w:b w:val="0"/>
-          <w:sz w:val="22"/>
-        </w:rPr>
-        <w:t>(c) Anaemia</w:t>
-      </w:r>
-    </w:p>
-    <w:p>
-      <w:pPr>
-        <w:spacing w:after="0" w:before="0"/>
-      </w:pPr>
-      <w:r>
-        <w:rPr>
-          <w:b w:val="0"/>
-          <w:sz w:val="22"/>
-        </w:rPr>
-        <w:t>(d) Diarrhoea</w:t>
-      </w:r>
-    </w:p>
-    <w:p>
-      <w:pPr>
-        <w:spacing w:after="0" w:before="40"/>
-      </w:pPr>
-      <w:r>
-        <w:rPr>
-          <w:b/>
-          <w:sz w:val="22"/>
-        </w:rPr>
-        <w:t>Answer: a</w:t>
-      </w:r>
-    </w:p>
-    <w:p>
-      <w:pPr>
-        <w:spacing w:after="0" w:before="0"/>
-      </w:pPr>
-      <w:r>
-        <w:rPr>
-          <w:b w:val="0"/>
-          <w:sz w:val="21"/>
-        </w:rPr>
-        <w:t>Solution: The most common cause of neonatal mortality in India is prematurity. Prematurity refers to babies born before completing 37 weeks of gestation. It is a significant public health issue in India, contributing to a substantial number of neonatal deaths. Premature babies often face numerous health challenges due to their underdeveloped organ systems, including respiratory distress syndrome, infections, and complications related to temperature regulation and feeding. Improving prenatal care, promoting maternal health, and ensuring access to appropriate neonatal care are crucial in reducing neonatal mortality rates associated with prematurity.</w:t>
-      </w:r>
-    </w:p>
-    <w:p>
-      <w:pPr>
-        <w:spacing w:after="0" w:before="0"/>
-      </w:pPr>
-      <w:r>
-        <w:rPr>
-          <w:b w:val="0"/>
-          <w:sz w:val="20"/>
-        </w:rPr>
-        <w:t>Positive Marks: 1</w:t>
-      </w:r>
-    </w:p>
-    <w:p>
-      <w:pPr>
-        <w:spacing w:after="160" w:before="0"/>
-      </w:pPr>
-      <w:r>
-        <w:rPr>
-          <w:b w:val="0"/>
-          <w:sz w:val="20"/>
-        </w:rPr>
-        <w:t>Negative Marks: 0.25</w:t>
-      </w:r>
-    </w:p>
-    <w:p>
-      <w:pPr>
-        <w:spacing w:after="20" w:before="120"/>
-      </w:pPr>
-      <w:r>
-        <w:rPr>
-          <w:b/>
-          <w:sz w:val="22"/>
-        </w:rPr>
-        <w:t>Question: According to BMW Guidelines, which option is incorrect? Yellow bin: soiled waste, dressing materials, expired medicines and</w:t>
-      </w:r>
-    </w:p>
-    <w:p>
-      <w:pPr>
-        <w:spacing w:after="0" w:before="0"/>
-      </w:pPr>
-      <w:r>
-        <w:rPr>
-          <w:b w:val="0"/>
-          <w:sz w:val="22"/>
-        </w:rPr>
-        <w:t>(a) White bin: needles, sharp wastes, stylet et</w:t>
-      </w:r>
-    </w:p>
-    <w:p>
-      <w:pPr>
-        <w:spacing w:after="0" w:before="0"/>
-      </w:pPr>
-      <w:r>
-        <w:rPr>
-          <w:b w:val="0"/>
-          <w:sz w:val="22"/>
-        </w:rPr>
-        <w:t>(b) Blue bin: empty medicine boxes, garbage, waste papers et</w:t>
-      </w:r>
-    </w:p>
-    <w:p>
-      <w:pPr>
-        <w:spacing w:after="0" w:before="0"/>
-      </w:pPr>
-      <w:r>
-        <w:rPr>
-          <w:b w:val="0"/>
-          <w:sz w:val="22"/>
-        </w:rPr>
-        <w:t>(c) cytotoxic wastes</w:t>
-      </w:r>
-    </w:p>
-    <w:p>
-      <w:pPr>
-        <w:spacing w:after="0" w:before="0"/>
-      </w:pPr>
-      <w:r>
-        <w:rPr>
-          <w:b w:val="0"/>
-          <w:sz w:val="22"/>
-        </w:rPr>
-        <w:t>(d) Red bin: tubings like IV set, gloves, catheters, syringeswithout needles et</w:t>
-      </w:r>
-    </w:p>
-    <w:p>
-      <w:pPr>
-        <w:spacing w:after="0" w:before="40"/>
-      </w:pPr>
-      <w:r>
-        <w:rPr>
-          <w:b/>
-          <w:sz w:val="22"/>
-        </w:rPr>
-        <w:t>Answer: b</w:t>
-      </w:r>
-    </w:p>
-    <w:p>
-      <w:pPr>
-        <w:spacing w:after="0" w:before="0"/>
-      </w:pPr>
-      <w:r>
-        <w:rPr>
-          <w:b w:val="0"/>
-          <w:sz w:val="21"/>
-        </w:rPr>
-        <w:t>Solution: According to BMW Guidelines, the incorrect option is c. Blue bin: empty medicine boxes, garbage, waste papers, etc. The BMW (Biomedical Waste) Guidelines provide a framework for the safe disposal of biomedical waste generated by healthcare facilities. The guidelines categorize waste into four color-coded bins: yellow, red, blue, and white. Yellow bin is for the disposal of soiled waste, dressing materials, expired medicines, and cytotoxic wastes. Red bin is for the disposal of tubings like IV set, gloves, catheters, syringes without needles, etc. White bin is for the disposal of needles, sharp wastes, stylet, etc. Blue bin is for the disposal of waste glass, including ampoules, vials, and bottles.</w:t>
-      </w:r>
-    </w:p>
-    <w:p>
-      <w:pPr>
-        <w:spacing w:after="0" w:before="0"/>
-      </w:pPr>
-      <w:r>
-        <w:rPr>
-          <w:b w:val="0"/>
-          <w:sz w:val="20"/>
-        </w:rPr>
-        <w:t>Positive Marks: 1</w:t>
-      </w:r>
-    </w:p>
-    <w:p>
-      <w:pPr>
-        <w:spacing w:after="160" w:before="0"/>
-      </w:pPr>
-      <w:r>
-        <w:rPr>
-          <w:b w:val="0"/>
-          <w:sz w:val="20"/>
-        </w:rPr>
-        <w:t>Negative Marks: 0.25</w:t>
-      </w:r>
-    </w:p>
-    <w:p>
-      <w:pPr>
-        <w:spacing w:after="20" w:before="120"/>
-      </w:pPr>
-      <w:r>
-        <w:rPr>
-          <w:b/>
-          <w:sz w:val="22"/>
-        </w:rPr>
-        <w:t>Question: A patient has fallen from the roof top, spinal injury is suspected the emergency intervention in such cases includes ?</w:t>
-      </w:r>
-    </w:p>
-    <w:p>
-      <w:pPr>
-        <w:spacing w:after="0" w:before="0"/>
-      </w:pPr>
-      <w:r>
-        <w:rPr>
-          <w:b w:val="0"/>
-          <w:sz w:val="22"/>
-        </w:rPr>
-        <w:t>(a) Jaw thrust</w:t>
-      </w:r>
-    </w:p>
-    <w:p>
-      <w:pPr>
-        <w:spacing w:after="0" w:before="0"/>
-      </w:pPr>
-      <w:r>
-        <w:rPr>
-          <w:b w:val="0"/>
-          <w:sz w:val="22"/>
-        </w:rPr>
-        <w:t>(b) Head tilt chin lift</w:t>
-      </w:r>
-    </w:p>
-    <w:p>
-      <w:pPr>
-        <w:spacing w:after="0" w:before="0"/>
-      </w:pPr>
-      <w:r>
-        <w:rPr>
-          <w:b w:val="0"/>
-          <w:sz w:val="22"/>
-        </w:rPr>
-        <w:t>(c) Both A and B</w:t>
-      </w:r>
-    </w:p>
-    <w:p>
-      <w:pPr>
-        <w:spacing w:after="0" w:before="0"/>
-      </w:pPr>
-      <w:r>
-        <w:rPr>
-          <w:b w:val="0"/>
-          <w:sz w:val="22"/>
-        </w:rPr>
-        <w:t>(d) CPR</w:t>
-      </w:r>
-    </w:p>
-    <w:p>
-      <w:pPr>
-        <w:spacing w:after="0" w:before="40"/>
-      </w:pPr>
-      <w:r>
-        <w:rPr>
-          <w:b/>
-          <w:sz w:val="22"/>
-        </w:rPr>
-        <w:t>Answer: a</w:t>
-      </w:r>
-    </w:p>
-    <w:p>
-      <w:pPr>
-        <w:spacing w:after="0" w:before="0"/>
-      </w:pPr>
-      <w:r>
-        <w:rPr>
-          <w:b w:val="0"/>
-          <w:sz w:val="21"/>
-        </w:rPr>
-        <w:t>Solution: In suspected spinal injury, the jaw-thrust manoeuvre is used to open the airway (head-tilt/chin-lift is contraindicated).</w:t>
-      </w:r>
-    </w:p>
-    <w:p>
-      <w:pPr>
-        <w:spacing w:after="0" w:before="0"/>
-      </w:pPr>
-      <w:r>
-        <w:rPr>
-          <w:b w:val="0"/>
-          <w:sz w:val="20"/>
-        </w:rPr>
-        <w:t>Positive Marks: 1</w:t>
-      </w:r>
-    </w:p>
-    <w:p>
-      <w:pPr>
-        <w:spacing w:after="160" w:before="0"/>
-      </w:pPr>
-      <w:r>
-        <w:rPr>
-          <w:b w:val="0"/>
-          <w:sz w:val="20"/>
-        </w:rPr>
-        <w:t>Negative Marks: 0.25</w:t>
-      </w:r>
-    </w:p>
-    <w:p>
-      <w:pPr>
-        <w:spacing w:after="20" w:before="120"/>
-      </w:pPr>
-      <w:r>
-        <w:rPr>
-          <w:b/>
-          <w:sz w:val="22"/>
-        </w:rPr>
-        <w:t>Question: In COPD patient given O2 by venturi mask then nursing priority action ?</w:t>
-      </w:r>
-    </w:p>
-    <w:p>
-      <w:pPr>
-        <w:spacing w:after="0" w:before="0"/>
-      </w:pPr>
-      <w:r>
-        <w:rPr>
-          <w:b w:val="0"/>
-          <w:sz w:val="22"/>
-        </w:rPr>
-        <w:t>(a) Provide supine position</w:t>
-      </w:r>
-    </w:p>
-    <w:p>
-      <w:pPr>
-        <w:spacing w:after="0" w:before="0"/>
-      </w:pPr>
-      <w:r>
-        <w:rPr>
-          <w:b w:val="0"/>
-          <w:sz w:val="22"/>
-        </w:rPr>
-        <w:t>(b) Cheque altertness</w:t>
-      </w:r>
-    </w:p>
-    <w:p>
-      <w:pPr>
-        <w:spacing w:after="0" w:before="0"/>
-      </w:pPr>
-      <w:r>
-        <w:rPr>
-          <w:b w:val="0"/>
-          <w:sz w:val="22"/>
-        </w:rPr>
-        <w:t>(c) Provide hot liquid</w:t>
-      </w:r>
-    </w:p>
-    <w:p>
-      <w:pPr>
-        <w:spacing w:after="0" w:before="0"/>
-      </w:pPr>
-      <w:r>
-        <w:rPr>
-          <w:b w:val="0"/>
-          <w:sz w:val="22"/>
-        </w:rPr>
-        <w:t>(d) Assess the dryness of nose</w:t>
-      </w:r>
-    </w:p>
-    <w:p>
-      <w:pPr>
-        <w:spacing w:after="0" w:before="40"/>
-      </w:pPr>
-      <w:r>
-        <w:rPr>
-          <w:b/>
-          <w:sz w:val="22"/>
-        </w:rPr>
-        <w:t>Answer: d</w:t>
-      </w:r>
-    </w:p>
-    <w:p>
-      <w:pPr>
-        <w:spacing w:after="0" w:before="0"/>
-      </w:pPr>
-      <w:r>
-        <w:rPr>
-          <w:b w:val="0"/>
-          <w:sz w:val="21"/>
-        </w:rPr>
-        <w:t>Solution: In a COPD patient on a venturi mask, the nurse assesses dryness of the nasal mucosa as oxygen therapy can dry the airway; humidification is maintained.</w:t>
-      </w:r>
-    </w:p>
-    <w:p>
-      <w:pPr>
-        <w:spacing w:after="0" w:before="0"/>
-      </w:pPr>
-      <w:r>
-        <w:rPr>
-          <w:b w:val="0"/>
-          <w:sz w:val="20"/>
-        </w:rPr>
-        <w:t>Positive Marks: 1</w:t>
-      </w:r>
-    </w:p>
-    <w:p>
-      <w:pPr>
-        <w:spacing w:after="160" w:before="0"/>
-      </w:pPr>
-      <w:r>
-        <w:rPr>
-          <w:b w:val="0"/>
-          <w:sz w:val="20"/>
-        </w:rPr>
-        <w:t>Negative Marks: 0.25</w:t>
-      </w:r>
-    </w:p>
-    <w:p>
-      <w:pPr>
-        <w:spacing w:after="20" w:before="120"/>
-      </w:pPr>
-      <w:r>
-        <w:rPr>
-          <w:b/>
-          <w:sz w:val="22"/>
-        </w:rPr>
-        <w:t>Question: A blood pressure reading of 120/80 mmHg in an adult is classified as:</w:t>
-      </w:r>
-    </w:p>
-    <w:p>
-      <w:pPr>
-        <w:spacing w:after="0" w:before="0"/>
-      </w:pPr>
-      <w:r>
-        <w:rPr>
-          <w:b w:val="0"/>
-          <w:sz w:val="22"/>
-        </w:rPr>
-        <w:t>(a) Stage 1 hypertension</w:t>
-      </w:r>
-    </w:p>
-    <w:p>
-      <w:pPr>
-        <w:spacing w:after="0" w:before="0"/>
-      </w:pPr>
-      <w:r>
-        <w:rPr>
-          <w:b w:val="0"/>
-          <w:sz w:val="22"/>
-        </w:rPr>
-        <w:t>(b) Stage 2 hypertension</w:t>
-      </w:r>
-    </w:p>
-    <w:p>
-      <w:pPr>
-        <w:spacing w:after="0" w:before="0"/>
-      </w:pPr>
-      <w:r>
-        <w:rPr>
-          <w:b w:val="0"/>
-          <w:sz w:val="22"/>
-        </w:rPr>
-        <w:t>(c) Normal</w:t>
-      </w:r>
-    </w:p>
-    <w:p>
-      <w:pPr>
-        <w:spacing w:after="0" w:before="0"/>
-      </w:pPr>
-      <w:r>
-        <w:rPr>
-          <w:b w:val="0"/>
-          <w:sz w:val="22"/>
-        </w:rPr>
-        <w:t>(d) Hypertensive crisis</w:t>
-      </w:r>
-    </w:p>
-    <w:p>
-      <w:pPr>
-        <w:spacing w:after="0" w:before="40"/>
-      </w:pPr>
-      <w:r>
-        <w:rPr>
-          <w:b/>
-          <w:sz w:val="22"/>
-        </w:rPr>
-        <w:t>Answer: c</w:t>
-      </w:r>
-    </w:p>
-    <w:p>
-      <w:pPr>
-        <w:spacing w:after="0" w:before="0"/>
-      </w:pPr>
-      <w:r>
-        <w:rPr>
-          <w:b w:val="0"/>
-          <w:sz w:val="21"/>
-        </w:rPr>
-        <w:t>Solution: 120/80 mmHg is normal blood pressure; 130-139/80-89 mmHg is stage 1 and 140/90 mmHg or more is stage 2 hypertension.</w:t>
-      </w:r>
-    </w:p>
-    <w:p>
-      <w:pPr>
-        <w:spacing w:after="0" w:before="0"/>
-      </w:pPr>
-      <w:r>
-        <w:rPr>
-          <w:b w:val="0"/>
-          <w:sz w:val="20"/>
-        </w:rPr>
-        <w:t>Positive Marks: 1</w:t>
-      </w:r>
-    </w:p>
-    <w:p>
-      <w:pPr>
-        <w:spacing w:after="160" w:before="0"/>
-      </w:pPr>
-      <w:r>
-        <w:rPr>
-          <w:b w:val="0"/>
-          <w:sz w:val="20"/>
-        </w:rPr>
-        <w:t>Negative Marks: 0.25</w:t>
-      </w:r>
-    </w:p>
-    <w:p>
-      <w:pPr>
-        <w:spacing w:after="20" w:before="120"/>
-      </w:pPr>
-      <w:r>
-        <w:rPr>
-          <w:b/>
-          <w:sz w:val="22"/>
-        </w:rPr>
-        <w:t>Question: Best described the asepsis of any surgical instrument?</w:t>
-      </w:r>
-    </w:p>
-    <w:p>
-      <w:pPr>
-        <w:spacing w:after="0" w:before="0"/>
-      </w:pPr>
-      <w:r>
-        <w:rPr>
-          <w:b w:val="0"/>
-          <w:sz w:val="22"/>
-        </w:rPr>
-        <w:t>(a) Mopping</w:t>
-      </w:r>
-    </w:p>
-    <w:p>
-      <w:pPr>
-        <w:spacing w:after="0" w:before="0"/>
-      </w:pPr>
-      <w:r>
-        <w:rPr>
-          <w:b w:val="0"/>
-          <w:sz w:val="22"/>
-        </w:rPr>
-        <w:t>(b) Sterilization</w:t>
-      </w:r>
-    </w:p>
-    <w:p>
-      <w:pPr>
-        <w:spacing w:after="0" w:before="0"/>
-      </w:pPr>
-      <w:r>
-        <w:rPr>
-          <w:b w:val="0"/>
-          <w:sz w:val="22"/>
-        </w:rPr>
-        <w:t>(c) Scrubbing</w:t>
-      </w:r>
-    </w:p>
-    <w:p>
-      <w:pPr>
-        <w:spacing w:after="0" w:before="0"/>
-      </w:pPr>
-      <w:r>
-        <w:rPr>
-          <w:b w:val="0"/>
-          <w:sz w:val="22"/>
-        </w:rPr>
-        <w:t>(d) Disinfection</w:t>
-      </w:r>
-    </w:p>
-    <w:p>
-      <w:pPr>
-        <w:spacing w:after="0" w:before="40"/>
-      </w:pPr>
-      <w:r>
-        <w:rPr>
-          <w:b/>
-          <w:sz w:val="22"/>
-        </w:rPr>
-        <w:t>Answer: b</w:t>
-      </w:r>
-    </w:p>
-    <w:p>
-      <w:pPr>
-        <w:spacing w:after="0" w:before="0"/>
-      </w:pPr>
-      <w:r>
-        <w:rPr>
-          <w:b w:val="0"/>
-          <w:sz w:val="21"/>
-        </w:rPr>
-        <w:t>Solution: The complete elimination of all microorganisms, including spores, is the best description of the term sterilization. Sterilization is the process of killing or removing all microorganisms, including bacteria, viruses, fungi, and spores. Sterilization can be achieved by various physical and chemical methods, such as heat, radiation, and chemical disinfectants.</w:t>
-      </w:r>
-    </w:p>
-    <w:p>
-      <w:pPr>
-        <w:spacing w:after="0" w:before="0"/>
-      </w:pPr>
-      <w:r>
-        <w:rPr>
-          <w:b w:val="0"/>
-          <w:sz w:val="20"/>
-        </w:rPr>
-        <w:t>Positive Marks: 1</w:t>
-      </w:r>
-    </w:p>
-    <w:p>
-      <w:pPr>
-        <w:spacing w:after="160" w:before="0"/>
-      </w:pPr>
-      <w:r>
-        <w:rPr>
-          <w:b w:val="0"/>
-          <w:sz w:val="20"/>
-        </w:rPr>
-        <w:t>Negative Marks: 0.25</w:t>
-      </w:r>
-    </w:p>
-    <w:p>
-      <w:pPr>
-        <w:spacing w:after="20" w:before="120"/>
-      </w:pPr>
-      <w:r>
-        <w:rPr>
-          <w:b/>
-          <w:sz w:val="22"/>
-        </w:rPr>
-        <w:t>Question: Which vitamin is synthesized in the skin on exposure to sunlight?</w:t>
-      </w:r>
-    </w:p>
-    <w:p>
-      <w:pPr>
-        <w:spacing w:after="0" w:before="0"/>
-      </w:pPr>
-      <w:r>
-        <w:rPr>
-          <w:b w:val="0"/>
-          <w:sz w:val="22"/>
-        </w:rPr>
-        <w:t>(a) Vitamin C</w:t>
-      </w:r>
-    </w:p>
-    <w:p>
-      <w:pPr>
-        <w:spacing w:after="0" w:before="0"/>
-      </w:pPr>
-      <w:r>
-        <w:rPr>
-          <w:b w:val="0"/>
-          <w:sz w:val="22"/>
-        </w:rPr>
-        <w:t>(b) Vitamin A</w:t>
-      </w:r>
-    </w:p>
-    <w:p>
-      <w:pPr>
-        <w:spacing w:after="0" w:before="0"/>
-      </w:pPr>
-      <w:r>
-        <w:rPr>
-          <w:b w:val="0"/>
-          <w:sz w:val="22"/>
-        </w:rPr>
-        <w:t>(c) Vitamin D</w:t>
-      </w:r>
-    </w:p>
-    <w:p>
-      <w:pPr>
-        <w:spacing w:after="0" w:before="0"/>
-      </w:pPr>
-      <w:r>
-        <w:rPr>
-          <w:b w:val="0"/>
-          <w:sz w:val="22"/>
-        </w:rPr>
-        <w:t>(d) Vitamin E</w:t>
-      </w:r>
-    </w:p>
-    <w:p>
-      <w:pPr>
-        <w:spacing w:after="0" w:before="40"/>
-      </w:pPr>
-      <w:r>
-        <w:rPr>
-          <w:b/>
-          <w:sz w:val="22"/>
-        </w:rPr>
-        <w:t>Answer: c</w:t>
-      </w:r>
-    </w:p>
-    <w:p>
-      <w:pPr>
-        <w:spacing w:after="0" w:before="0"/>
-      </w:pPr>
-      <w:r>
-        <w:rPr>
-          <w:b w:val="0"/>
-          <w:sz w:val="21"/>
-        </w:rPr>
-        <w:t>Solution: Vitamin D (cholecalciferol) is synthesized in the skin from 7-dehydrocholesterol on exposure to ultraviolet B rays of sunlight.</w:t>
-      </w:r>
-    </w:p>
-    <w:p>
-      <w:pPr>
-        <w:spacing w:after="0" w:before="0"/>
-      </w:pPr>
-      <w:r>
-        <w:rPr>
-          <w:b w:val="0"/>
-          <w:sz w:val="20"/>
-        </w:rPr>
-        <w:t>Positive Marks: 1</w:t>
-      </w:r>
-    </w:p>
-    <w:p>
-      <w:pPr>
-        <w:spacing w:after="160" w:before="0"/>
-      </w:pPr>
-      <w:r>
-        <w:rPr>
-          <w:b w:val="0"/>
-          <w:sz w:val="20"/>
-        </w:rPr>
-        <w:t>Negative Marks: 0.25</w:t>
+      <w:r>
+        <w:t xml:space="preserve">Question: Which chamber of the heart pumps deoxygenated blood into the pulmonary circulation?</w:t>
+      </w:r>
+    </w:p>
+    <w:p>
+      <w:r>
+        <w:t xml:space="preserve">(a) Left ventricle</w:t>
+      </w:r>
+    </w:p>
+    <w:p>
+      <w:r>
+        <w:t xml:space="preserve">(b) Right ventricle</w:t>
+      </w:r>
+    </w:p>
+    <w:p>
+      <w:r>
+        <w:t xml:space="preserve">(c) Left atrium</w:t>
+      </w:r>
+    </w:p>
+    <w:p>
+      <w:r>
+        <w:t xml:space="preserve">(d) Right atrium</w:t>
+      </w:r>
+    </w:p>
+    <w:p>
+      <w:r>
+        <w:t xml:space="preserve">Answer: b</w:t>
+      </w:r>
+    </w:p>
+    <w:p>
+      <w:r>
+        <w:t xml:space="preserve">Solution: ✅ Correct Answer: b</w:t>
+      </w:r>
+    </w:p>
+    <w:p>
+      <w:r>
+        <w:t xml:space="preserve">🧠 Clinical Rationale: The right ventricle is the only chamber that pumps deoxygenated blood — it sends it through the pulmonary artery into the low-pressure pulmonary circuit for oxygenation. The two ventricles do the actual pumping; the atria are receiving chambers.</w:t>
+      </w:r>
+    </w:p>
+    <w:p>
+      <w:r>
+        <w:t xml:space="preserve">❌ Why Not Other Options?</w:t>
+      </w:r>
+    </w:p>
+    <w:p>
+      <w:r>
+        <w:t xml:space="preserve">(a) — The left ventricle pumps OXYGENATED blood into the systemic (body) circulation via the aorta.</w:t>
+      </w:r>
+    </w:p>
+    <w:p>
+      <w:r>
+        <w:t xml:space="preserve">(c) — The left atrium only RECEIVES oxygenated blood from the pulmonary veins and pushes it into the left ventricle.</w:t>
+      </w:r>
+    </w:p>
+    <w:p>
+      <w:r>
+        <w:t xml:space="preserve">(d) — The right atrium only receives venous blood from the body; it does not pump blood to the lungs.</w:t>
+      </w:r>
+    </w:p>
+    <w:p>
+      <w:r>
+        <w:t xml:space="preserve">⚠️ Exam Trap: Students pick "right atrium" because the word "right" sounds right for deoxygenated blood. Remember: atria receive, ventricles PUMP.</w:t>
+      </w:r>
+    </w:p>
+    <w:p>
+      <w:r>
+        <w:t xml:space="preserve">💎 PNC Pearl: "Right to Lungs, Left to the body" — the two ventricles are the pumps, the atria are just receiving rooms.</w:t>
+      </w:r>
+    </w:p>
+    <w:p>
+      <w:r>
+        <w:t xml:space="preserve">Positive Marks: 1</w:t>
+      </w:r>
+    </w:p>
+    <w:p>
+      <w:r>
+        <w:t xml:space="preserve">Negative Marks: 0.25</w:t>
+      </w:r>
+    </w:p>
+    <w:p>
+      <w:r>
+        <w:t xml:space="preserve"/>
+      </w:r>
+    </w:p>
+    <w:p>
+      <w:r>
+        <w:t xml:space="preserve">Question: A patient with severe dyspnea is most comfortable in which position?</w:t>
+      </w:r>
+    </w:p>
+    <w:p>
+      <w:r>
+        <w:t xml:space="preserve">(a) Trendelenburg position</w:t>
+      </w:r>
+    </w:p>
+    <w:p>
+      <w:r>
+        <w:t xml:space="preserve">(b) Sims position</w:t>
+      </w:r>
+    </w:p>
+    <w:p>
+      <w:r>
+        <w:t xml:space="preserve">(c) Orthopneic position</w:t>
+      </w:r>
+    </w:p>
+    <w:p>
+      <w:r>
+        <w:t xml:space="preserve">(d) Lithotomy position</w:t>
+      </w:r>
+    </w:p>
+    <w:p>
+      <w:r>
+        <w:t xml:space="preserve">Answer: c</w:t>
+      </w:r>
+    </w:p>
+    <w:p>
+      <w:r>
+        <w:t xml:space="preserve">Solution: ✅ Correct Answer: c</w:t>
+      </w:r>
+    </w:p>
+    <w:p>
+      <w:r>
+        <w:t xml:space="preserve">🧠 Clinical Rationale: The orthopneic position — high Fowler's with the patient leaning forward over an overbed table — maximizes chest expansion, allows accessory muscles to work, and reduces venous return, which eases breathing in severe dyspnea (asthma, COPD, heart failure).</w:t>
+      </w:r>
+    </w:p>
+    <w:p>
+      <w:r>
+        <w:t xml:space="preserve">❌ Why Not Other Options?</w:t>
+      </w:r>
+    </w:p>
+    <w:p>
+      <w:r>
+        <w:t xml:space="preserve">(a) — Trendelenburg (head-down) pushes abdominal contents against the diaphragm, WORSENING breathing.</w:t>
+      </w:r>
+    </w:p>
+    <w:p>
+      <w:r>
+        <w:t xml:space="preserve">(b) — Sims position is for enemas and rectal examinations, not breathing.</w:t>
+      </w:r>
+    </w:p>
+    <w:p>
+      <w:r>
+        <w:t xml:space="preserve">(d) — Lithotomy is used only for pelvic or vaginal procedures.</w:t>
+      </w:r>
+    </w:p>
+    <w:p>
+      <w:r>
+        <w:t xml:space="preserve">⚠️ Exam Trap: "Trendelenburg = head DOWN" is used for some procedures and hypotension, never for dyspnea — a common swap.</w:t>
+      </w:r>
+    </w:p>
+    <w:p>
+      <w:r>
+        <w:t xml:space="preserve">💎 PNC Pearl: "Orthopnea = breathing only when upright" — the word itself (ortho = straight/upright) is the clue.</w:t>
+      </w:r>
+    </w:p>
+    <w:p>
+      <w:r>
+        <w:t xml:space="preserve">Positive Marks: 1</w:t>
+      </w:r>
+    </w:p>
+    <w:p>
+      <w:r>
+        <w:t xml:space="preserve">Negative Marks: 0.25</w:t>
+      </w:r>
+    </w:p>
+    <w:p>
+      <w:r>
+        <w:t xml:space="preserve"/>
+      </w:r>
+    </w:p>
+    <w:p>
+      <w:r>
+        <w:t xml:space="preserve">Question: A patient with acute myocardial infarction develops a BP of 70/50 mmHg, cold clammy skin, and urine output of 20 mL/hr. The nurse recognizes these findings as indicators of</w:t>
+      </w:r>
+    </w:p>
+    <w:p>
+      <w:r>
+        <w:t xml:space="preserve">(a) Cardiogenic shock</w:t>
+      </w:r>
+    </w:p>
+    <w:p>
+      <w:r>
+        <w:t xml:space="preserve">(b) Septic shock only</w:t>
+      </w:r>
+    </w:p>
+    <w:p>
+      <w:r>
+        <w:t xml:space="preserve">(c) Anaphylactic shock only</w:t>
+      </w:r>
+    </w:p>
+    <w:p>
+      <w:r>
+        <w:t xml:space="preserve">(d) Neurogenic shock only</w:t>
+      </w:r>
+    </w:p>
+    <w:p>
+      <w:r>
+        <w:t xml:space="preserve">Answer: a</w:t>
+      </w:r>
+    </w:p>
+    <w:p>
+      <w:r>
+        <w:t xml:space="preserve">Solution: ✅ Correct Answer: a</w:t>
+      </w:r>
+    </w:p>
+    <w:p>
+      <w:r>
+        <w:t xml:space="preserve">🔍 Key Clues: MI history + BP 70/50 + COLD clammy skin + oliguria (20 mL/hr) = pump failure picture.</w:t>
+      </w:r>
+    </w:p>
+    <w:p>
+      <w:r>
+        <w:t xml:space="preserve">🧠 Clinical Rationale: After an MI, the damaged left ventricle cannot pump effectively, so cardiac output falls → hypotension, poor perfusion (cold, clammy extremities), and reduced renal blood flow (oliguria).</w:t>
+      </w:r>
+    </w:p>
+    <w:p>
+      <w:r>
+        <w:t xml:space="preserve">❌ Why Not Other Options?</w:t>
+      </w:r>
+    </w:p>
+    <w:p>
+      <w:r>
+        <w:t xml:space="preserve">(b) — Septic shock usually begins with WARM, flushed skin and fever; this patient is cold and clammy.</w:t>
+      </w:r>
+    </w:p>
+    <w:p>
+      <w:r>
+        <w:t xml:space="preserve">(c) — Anaphylactic shock follows allergen exposure with bronchospasm and edema, not an MI.</w:t>
+      </w:r>
+    </w:p>
+    <w:p>
+      <w:r>
+        <w:t xml:space="preserve">(d) — Neurogenic shock follows spinal cord injury and causes warm, dry skin with bradycardia.</w:t>
+      </w:r>
+    </w:p>
+    <w:p>
+      <w:r>
+        <w:t xml:space="preserve">⚠️ Exam Trap: "Cold skin" is the deciding clue — it points to cardiogenic/hypovolemic shock and away from septic and neurogenic shock.</w:t>
+      </w:r>
+    </w:p>
+    <w:p>
+      <w:r>
+        <w:t xml:space="preserve">🩺 Clinical Thinking: Recognize (pump failure) → Stabilize (IV access, monitor ECG/BP, oxygen) → Reassess (urine output, perfusion) → Escalate (inotropes/balloon pump as ordered).</w:t>
+      </w:r>
+    </w:p>
+    <w:p>
+      <w:r>
+        <w:t xml:space="preserve">💎 PNC Pearl: "Cold and clammy = pump or volume problem; warm and flushed = sepsis or neurogenic."</w:t>
+      </w:r>
+    </w:p>
+    <w:p>
+      <w:r>
+        <w:t xml:space="preserve">Positive Marks: 1</w:t>
+      </w:r>
+    </w:p>
+    <w:p>
+      <w:r>
+        <w:t xml:space="preserve">Negative Marks: 0.25</w:t>
+      </w:r>
+    </w:p>
+    <w:p>
+      <w:r>
+        <w:t xml:space="preserve"/>
+      </w:r>
+    </w:p>
+    <w:p>
+      <w:r>
+        <w:t xml:space="preserve">Question: The duration of a normal pregnancy calculated from the first day of the last menstrual period is approximately</w:t>
+      </w:r>
+    </w:p>
+    <w:p>
+      <w:r>
+        <w:t xml:space="preserve">(a) 36 weeks</w:t>
+      </w:r>
+    </w:p>
+    <w:p>
+      <w:r>
+        <w:t xml:space="preserve">(b) 32 weeks</w:t>
+      </w:r>
+    </w:p>
+    <w:p>
+      <w:r>
+        <w:t xml:space="preserve">(c) 40 weeks</w:t>
+      </w:r>
+    </w:p>
+    <w:p>
+      <w:r>
+        <w:t xml:space="preserve">(d) 44 weeks</w:t>
+      </w:r>
+    </w:p>
+    <w:p>
+      <w:r>
+        <w:t xml:space="preserve">Answer: c</w:t>
+      </w:r>
+    </w:p>
+    <w:p>
+      <w:r>
+        <w:t xml:space="preserve">Solution: ✅ Correct Answer: c</w:t>
+      </w:r>
+    </w:p>
+    <w:p>
+      <w:r>
+        <w:t xml:space="preserve">🧠 Clinical Rationale: Normal gestation is 280 days = 40 weeks counted from the first day of the LMP (equivalent to 9 calendar months + 7 days by Naegele's rule). Counting from the day of conception it is 38 weeks — the 2-week difference is the pre-ovulation phase.</w:t>
+      </w:r>
+    </w:p>
+    <w:p>
+      <w:r>
+        <w:t xml:space="preserve">❌ Why Not Other Options?</w:t>
+      </w:r>
+    </w:p>
+    <w:p>
+      <w:r>
+        <w:t xml:space="preserve">(a) — 36 weeks is near-term, not full-term.</w:t>
+      </w:r>
+    </w:p>
+    <w:p>
+      <w:r>
+        <w:t xml:space="preserve">(b) — 32 weeks is clearly preterm.</w:t>
+      </w:r>
+    </w:p>
+    <w:p>
+      <w:r>
+        <w:t xml:space="preserve">(d) — 44 weeks is post-term (postmaturity).</w:t>
+      </w:r>
+    </w:p>
+    <w:p>
+      <w:r>
+        <w:t xml:space="preserve">⚠️ Exam Trap: Don't confuse 40 weeks (from LMP) with 38 weeks (from conception) — the question stem tells you which counting method to use.</w:t>
+      </w:r>
+    </w:p>
+    <w:p>
+      <w:r>
+        <w:t xml:space="preserve">💎 PNC Pearl: "Naegele: LMP − 3 months + 7 days + 1 year = EDD"; preterm &lt; 37 weeks, post-term &gt; 42 weeks.</w:t>
+      </w:r>
+    </w:p>
+    <w:p>
+      <w:r>
+        <w:t xml:space="preserve">Positive Marks: 1</w:t>
+      </w:r>
+    </w:p>
+    <w:p>
+      <w:r>
+        <w:t xml:space="preserve">Negative Marks: 0.25</w:t>
+      </w:r>
+    </w:p>
+    <w:p>
+      <w:r>
+        <w:t xml:space="preserve"/>
+      </w:r>
+    </w:p>
+    <w:p>
+      <w:r>
+        <w:t xml:space="preserve">Question: Which vaccines are administered at birth under the National Immunization Schedule of India?</w:t>
+      </w:r>
+    </w:p>
+    <w:p>
+      <w:r>
+        <w:t xml:space="preserve">(a) MMR and typhoid</w:t>
+      </w:r>
+    </w:p>
+    <w:p>
+      <w:r>
+        <w:t xml:space="preserve">(b) BCG, OPV-0 and Hepatitis B birth dose</w:t>
+      </w:r>
+    </w:p>
+    <w:p>
+      <w:r>
+        <w:t xml:space="preserve">(c) DPT and JE</w:t>
+      </w:r>
+    </w:p>
+    <w:p>
+      <w:r>
+        <w:t xml:space="preserve">(d) Measles and rubella</w:t>
+      </w:r>
+    </w:p>
+    <w:p>
+      <w:r>
+        <w:t xml:space="preserve">Answer: b</w:t>
+      </w:r>
+    </w:p>
+    <w:p>
+      <w:r>
+        <w:t xml:space="preserve">Solution: ✅ Correct Answer: b</w:t>
+      </w:r>
+    </w:p>
+    <w:p>
+      <w:r>
+        <w:t xml:space="preserve">🧠 Clinical Rationale: At birth the schedule gives BCG (TB), OPV-0 (polio), and the hepatitis B birth dose — the HepB dose must go within 24 hours to prevent perinatal transmission.</w:t>
+      </w:r>
+    </w:p>
+    <w:p>
+      <w:r>
+        <w:t xml:space="preserve">❌ Why Not Other Options?</w:t>
+      </w:r>
+    </w:p>
+    <w:p>
+      <w:r>
+        <w:t xml:space="preserve">(a) — MMR is given at 9 months (16-24 months for the second dose); typhoid vaccine is not a routine birth vaccine.</w:t>
+      </w:r>
+    </w:p>
+    <w:p>
+      <w:r>
+        <w:t xml:space="preserve">(c) — DPT starts at 6 weeks; JE is given from 9 months in endemic districts.</w:t>
+      </w:r>
+    </w:p>
+    <w:p>
+      <w:r>
+        <w:t xml:space="preserve">(d) — Measles-rubella (MR) is given at 9 months, not at birth.</w:t>
+      </w:r>
+    </w:p>
+    <w:p>
+      <w:r>
+        <w:t xml:space="preserve">⚠️ Exam Trap: Many students think MMR is a birth vaccine — it is actually the 9-month vaccine (along with vitamin A and JE in endemic areas).</w:t>
+      </w:r>
+    </w:p>
+    <w:p>
+      <w:r>
+        <w:t xml:space="preserve">💎 PNC Pearl: "BOP at Birth" — BCG, OPV-0, HepB-0; the '-0' suffix in OPV-0 itself means birth dose.</w:t>
+      </w:r>
+    </w:p>
+    <w:p>
+      <w:r>
+        <w:t xml:space="preserve">Positive Marks: 1</w:t>
+      </w:r>
+    </w:p>
+    <w:p>
+      <w:r>
+        <w:t xml:space="preserve">Negative Marks: 0.25</w:t>
+      </w:r>
+    </w:p>
+    <w:p>
+      <w:r>
+        <w:t xml:space="preserve"/>
+      </w:r>
+    </w:p>
+    <w:p>
+      <w:r>
+        <w:t xml:space="preserve">Question: A patient who attributes his own unacceptable feelings of hostility to others is using the defense mechanism of</w:t>
+      </w:r>
+    </w:p>
+    <w:p>
+      <w:r>
+        <w:t xml:space="preserve">(a) Repression</w:t>
+      </w:r>
+    </w:p>
+    <w:p>
+      <w:r>
+        <w:t xml:space="preserve">(b) Sublimation</w:t>
+      </w:r>
+    </w:p>
+    <w:p>
+      <w:r>
+        <w:t xml:space="preserve">(c) Denial</w:t>
+      </w:r>
+    </w:p>
+    <w:p>
+      <w:r>
+        <w:t xml:space="preserve">(d) Projection</w:t>
+      </w:r>
+    </w:p>
+    <w:p>
+      <w:r>
+        <w:t xml:space="preserve">Answer: d</w:t>
+      </w:r>
+    </w:p>
+    <w:p>
+      <w:r>
+        <w:t xml:space="preserve">Solution: ✅ Correct Answer: d</w:t>
+      </w:r>
+    </w:p>
+    <w:p>
+      <w:r>
+        <w:t xml:space="preserve">🧠 Clinical Rationale: Projection is unconsciously attributing one's own unacceptable thoughts or feelings to someone else — the hostile patient accuses others of hostility. It is the classic mechanism in paranoid disorders.</w:t>
+      </w:r>
+    </w:p>
+    <w:p>
+      <w:r>
+        <w:t xml:space="preserve">❌ Why Not Other Options?</w:t>
+      </w:r>
+    </w:p>
+    <w:p>
+      <w:r>
+        <w:t xml:space="preserve">(a) — Repression is unconsciously FORGETTING painful material; nothing is projected outward.</w:t>
+      </w:r>
+    </w:p>
+    <w:p>
+      <w:r>
+        <w:t xml:space="preserve">(b) — Sublimation channels unacceptable impulses into socially acceptable activity (e.g., aggression → sport).</w:t>
+      </w:r>
+    </w:p>
+    <w:p>
+      <w:r>
+        <w:t xml:space="preserve">(c) — Denial is refusing to accept an obvious reality ("it did not happen").</w:t>
+      </w:r>
+    </w:p>
+    <w:p>
+      <w:r>
+        <w:t xml:space="preserve">⚠️ Exam Trap: Denial vs Projection — denial = "I don't believe it", projection = "THEY are the problem".</w:t>
+      </w:r>
+    </w:p>
+    <w:p>
+      <w:r>
+        <w:t xml:space="preserve">💎 PNC Pearl: "Projection = seeing your own fault in others; Denial = refusing to see it at all."</w:t>
+      </w:r>
+    </w:p>
+    <w:p>
+      <w:r>
+        <w:t xml:space="preserve">Positive Marks: 1</w:t>
+      </w:r>
+    </w:p>
+    <w:p>
+      <w:r>
+        <w:t xml:space="preserve">Negative Marks: 0.25</w:t>
+      </w:r>
+    </w:p>
+    <w:p>
+      <w:r>
+        <w:t xml:space="preserve"/>
+      </w:r>
+    </w:p>
+    <w:p>
+      <w:r>
+        <w:t xml:space="preserve">Question: Under the National Health Mission, the main role of the Accredited Social Health Activist (ASHA) is to</w:t>
+      </w:r>
+    </w:p>
+    <w:p>
+      <w:r>
+        <w:t xml:space="preserve">(a) Promote institutional delivery and community health awareness</w:t>
+      </w:r>
+    </w:p>
+    <w:p>
+      <w:r>
+        <w:t xml:space="preserve">(b) Perform surgical procedures</w:t>
+      </w:r>
+    </w:p>
+    <w:p>
+      <w:r>
+        <w:t xml:space="preserve">(c) Prescribe antibiotics for all illnesses</w:t>
+      </w:r>
+    </w:p>
+    <w:p>
+      <w:r>
+        <w:t xml:space="preserve">(d) Manage hospital administration</w:t>
+      </w:r>
+    </w:p>
+    <w:p>
+      <w:r>
+        <w:t xml:space="preserve">Answer: a</w:t>
+      </w:r>
+    </w:p>
+    <w:p>
+      <w:r>
+        <w:t xml:space="preserve">Solution: ✅ Correct Answer: a</w:t>
+      </w:r>
+    </w:p>
+    <w:p>
+      <w:r>
+        <w:t xml:space="preserve">🧠 Clinical Rationale: ASHA is a trained female community volunteer who acts as the first contact between the village and the health system — promoting institutional delivery, immunization, family planning, and basic health awareness, with performance incentives tied to these outcomes.</w:t>
+      </w:r>
+    </w:p>
+    <w:p>
+      <w:r>
+        <w:t xml:space="preserve">❌ Why Not Other Options?</w:t>
+      </w:r>
+    </w:p>
+    <w:p>
+      <w:r>
+        <w:t xml:space="preserve">(b) — ASHA is a volunteer with no surgical role.</w:t>
+      </w:r>
+    </w:p>
+    <w:p>
+      <w:r>
+        <w:t xml:space="preserve">(c) — ASHA does not prescribe; she refers and counsels.</w:t>
+      </w:r>
+    </w:p>
+    <w:p>
+      <w:r>
+        <w:t xml:space="preserve">(d) — Hospital administration is the role of hospital managers, not community workers.</w:t>
+      </w:r>
+    </w:p>
+    <w:p>
+      <w:r>
+        <w:t xml:space="preserve">⚠️ Exam Trap: ASHA is a VOLUNTEER (honorarium-based), not a salaried health professional — that distinction is often tested.</w:t>
+      </w:r>
+    </w:p>
+    <w:p>
+      <w:r>
+        <w:t xml:space="preserve">💎 PNC Pearl: "ASHA = the bridge between the village and the PHC" — one ASHA per about 1000 population.</w:t>
+      </w:r>
+    </w:p>
+    <w:p>
+      <w:r>
+        <w:t xml:space="preserve">Positive Marks: 1</w:t>
+      </w:r>
+    </w:p>
+    <w:p>
+      <w:r>
+        <w:t xml:space="preserve">Negative Marks: 0.25</w:t>
+      </w:r>
+    </w:p>
+    <w:p>
+      <w:r>
+        <w:t xml:space="preserve"/>
+      </w:r>
+    </w:p>
+    <w:p>
+      <w:r>
+        <w:t xml:space="preserve">Question: The specific antidote for heparin overdose is</w:t>
+      </w:r>
+    </w:p>
+    <w:p>
+      <w:r>
+        <w:t xml:space="preserve">(a) Vitamin K</w:t>
+      </w:r>
+    </w:p>
+    <w:p>
+      <w:r>
+        <w:t xml:space="preserve">(b) Naloxone</w:t>
+      </w:r>
+    </w:p>
+    <w:p>
+      <w:r>
+        <w:t xml:space="preserve">(c) Protamine sulfate</w:t>
+      </w:r>
+    </w:p>
+    <w:p>
+      <w:r>
+        <w:t xml:space="preserve">(d) Atropine</w:t>
+      </w:r>
+    </w:p>
+    <w:p>
+      <w:r>
+        <w:t xml:space="preserve">Answer: c</w:t>
+      </w:r>
+    </w:p>
+    <w:p>
+      <w:r>
+        <w:t xml:space="preserve">Solution: ✅ Correct Answer: c</w:t>
+      </w:r>
+    </w:p>
+    <w:p>
+      <w:r>
+        <w:t xml:space="preserve">🧠 Clinical Rationale: Protamine sulfate is a strongly basic protein that binds heparin (an acidic mucopolysaccharide), forming an inactive complex and rapidly neutralizing its anticoagulant effect.</w:t>
+      </w:r>
+    </w:p>
+    <w:p>
+      <w:r>
+        <w:t xml:space="preserve">❌ Why Not Other Options?</w:t>
+      </w:r>
+    </w:p>
+    <w:p>
+      <w:r>
+        <w:t xml:space="preserve">(a) — Vitamin K is the antidote for WARFARIN, not heparin.</w:t>
+      </w:r>
+    </w:p>
+    <w:p>
+      <w:r>
+        <w:t xml:space="preserve">(b) — Naloxone reverses opioid overdose.</w:t>
+      </w:r>
+    </w:p>
+    <w:p>
+      <w:r>
+        <w:t xml:space="preserve">(d) — Atropine treats bradycardia and cholinergic (organophosphate) toxicity.</w:t>
+      </w:r>
+    </w:p>
+    <w:p>
+      <w:r>
+        <w:t xml:space="preserve">⚠️ Exam Trap: Heparin ↔ Warfarin antidotes are the most interchanged pair in pharmacology exams.</w:t>
+      </w:r>
+    </w:p>
+    <w:p>
+      <w:r>
+        <w:t xml:space="preserve">💎 PNC Pearl: "Heparin → Protamine, Warfarin → Vitamin K."</w:t>
+      </w:r>
+    </w:p>
+    <w:p>
+      <w:r>
+        <w:t xml:space="preserve">📌 Concept Extension: Heparin is monitored by aPTT; warfarin by INR (target 2-3). Heparin's major adverse effect is bleeding; also watch platelets for HIT (heparin-induced thrombocytopenia).</w:t>
+      </w:r>
+    </w:p>
+    <w:p>
+      <w:r>
+        <w:t xml:space="preserve">Positive Marks: 1</w:t>
+      </w:r>
+    </w:p>
+    <w:p>
+      <w:r>
+        <w:t xml:space="preserve">Negative Marks: 0.25</w:t>
+      </w:r>
+    </w:p>
+    <w:p>
+      <w:r>
+        <w:t xml:space="preserve"/>
+      </w:r>
+    </w:p>
+    <w:p>
+      <w:r>
+        <w:t xml:space="preserve">Question: The normal range of arterial blood pH in an adult is</w:t>
+      </w:r>
+    </w:p>
+    <w:p>
+      <w:r>
+        <w:t xml:space="preserve">(a) 7.35-7.45</w:t>
+      </w:r>
+    </w:p>
+    <w:p>
+      <w:r>
+        <w:t xml:space="preserve">(b) 6.80-7.00</w:t>
+      </w:r>
+    </w:p>
+    <w:p>
+      <w:r>
+        <w:t xml:space="preserve">(c) 7.50-7.80</w:t>
+      </w:r>
+    </w:p>
+    <w:p>
+      <w:r>
+        <w:t xml:space="preserve">(d) 7.10-7.30</w:t>
+      </w:r>
+    </w:p>
+    <w:p>
+      <w:r>
+        <w:t xml:space="preserve">Answer: a</w:t>
+      </w:r>
+    </w:p>
+    <w:p>
+      <w:r>
+        <w:t xml:space="preserve">Solution: ✅ Correct Answer: a</w:t>
+      </w:r>
+    </w:p>
+    <w:p>
+      <w:r>
+        <w:t xml:space="preserve">🧠 Clinical Rationale: The body's buffer systems, lungs, and kidneys keep arterial pH tightly within 7.35-7.45 — below 7.35 is acidosis and above 7.45 is alkalosis, both dangerous because enzyme and cellular function depend on this narrow range.</w:t>
+      </w:r>
+    </w:p>
+    <w:p>
+      <w:r>
+        <w:t xml:space="preserve">❌ Why Not Other Options?</w:t>
+      </w:r>
+    </w:p>
+    <w:p>
+      <w:r>
+        <w:t xml:space="preserve">(b) — 6.80-7.00 is severe, usually fatal acidosis.</w:t>
+      </w:r>
+    </w:p>
+    <w:p>
+      <w:r>
+        <w:t xml:space="preserve">(c) — 7.50-7.80 is severe alkalosis.</w:t>
+      </w:r>
+    </w:p>
+    <w:p>
+      <w:r>
+        <w:t xml:space="preserve">(d) — 7.10-7.30 is uncompensated acidosis, not normal.</w:t>
+      </w:r>
+    </w:p>
+    <w:p>
+      <w:r>
+        <w:t xml:space="preserve">⚠️ Exam Trap: Anchoring on 7.4 — "acid below 7.35, alkali above 7.45"; values under 7.0 or over 7.8 are incompatible with life.</w:t>
+      </w:r>
+    </w:p>
+    <w:p>
+      <w:r>
+        <w:t xml:space="preserve">💎 PNC Pearl: "pH 7.4 = the magic anchor; PaCO2 35-45 (respiratory), HCO3 22-26 (metabolic)" — the ABG trio.</w:t>
+      </w:r>
+    </w:p>
+    <w:p>
+      <w:r>
+        <w:t xml:space="preserve">Positive Marks: 1</w:t>
+      </w:r>
+    </w:p>
+    <w:p>
+      <w:r>
+        <w:t xml:space="preserve">Negative Marks: 0.25</w:t>
+      </w:r>
+    </w:p>
+    <w:p>
+      <w:r>
+        <w:t xml:space="preserve"/>
+      </w:r>
+    </w:p>
+    <w:p>
+      <w:r>
+        <w:t xml:space="preserve">Question: The causative organism of pulmonary tuberculosis is</w:t>
+      </w:r>
+    </w:p>
+    <w:p>
+      <w:r>
+        <w:t xml:space="preserve">(a) Streptococcus pneumoniae</w:t>
+      </w:r>
+    </w:p>
+    <w:p>
+      <w:r>
+        <w:t xml:space="preserve">(b) Mycobacterium tuberculosis</w:t>
+      </w:r>
+    </w:p>
+    <w:p>
+      <w:r>
+        <w:t xml:space="preserve">(c) Staphylococcus aureus</w:t>
+      </w:r>
+    </w:p>
+    <w:p>
+      <w:r>
+        <w:t xml:space="preserve">(d) Haemophilus influenzae</w:t>
+      </w:r>
+    </w:p>
+    <w:p>
+      <w:r>
+        <w:t xml:space="preserve">Answer: b</w:t>
+      </w:r>
+    </w:p>
+    <w:p>
+      <w:r>
+        <w:t xml:space="preserve">Solution: ✅ Correct Answer: b</w:t>
+      </w:r>
+    </w:p>
+    <w:p>
+      <w:r>
+        <w:t xml:space="preserve">🧠 Clinical Rationale: Mycobacterium tuberculosis — an acid-fast bacillus (AFB) — causes tuberculosis, transmitted by droplet nuclei from coughing; it is identified on Ziehl-Neelsen staining and culture.</w:t>
+      </w:r>
+    </w:p>
+    <w:p>
+      <w:r>
+        <w:t xml:space="preserve">❌ Why Not Other Options?</w:t>
+      </w:r>
+    </w:p>
+    <w:p>
+      <w:r>
+        <w:t xml:space="preserve">(a) — Streptococcus pneumoniae causes lobar pneumonia.</w:t>
+      </w:r>
+    </w:p>
+    <w:p>
+      <w:r>
+        <w:t xml:space="preserve">(c) — Staphylococcus aureus causes boils, wound infections, and osteomyelitis.</w:t>
+      </w:r>
+    </w:p>
+    <w:p>
+      <w:r>
+        <w:t xml:space="preserve">(d) — Haemophilus influenzae causes meningitis and epiglottitis.</w:t>
+      </w:r>
+    </w:p>
+    <w:p>
+      <w:r>
+        <w:t xml:space="preserve">⚠️ Exam Trap: "TB = AFB seen on acid-fast stain" — organisms that do not acid-fast stain are not tuberculous.</w:t>
+      </w:r>
+    </w:p>
+    <w:p>
+      <w:r>
+        <w:t xml:space="preserve">💎 PNC Pearl: "AFB = TB; droplet spread; DOTS/NTEP gives 6 months of treatment (2HRZE + 4HR)."</w:t>
+      </w:r>
+    </w:p>
+    <w:p>
+      <w:r>
+        <w:t xml:space="preserve">Positive Marks: 1</w:t>
+      </w:r>
+    </w:p>
+    <w:p>
+      <w:r>
+        <w:t xml:space="preserve">Negative Marks: 0.25</w:t>
+      </w:r>
+    </w:p>
+    <w:p>
+      <w:r>
+        <w:t xml:space="preserve">Question: Which nursing intervention is most appropriate for a patient with deep vein thrombosis on bed rest?</w:t>
+      </w:r>
+    </w:p>
+    <w:p>
+      <w:r>
+        <w:t xml:space="preserve">(a) Massage the affected leg to improve circulation</w:t>
+      </w:r>
+    </w:p>
+    <w:p>
+      <w:r>
+        <w:t xml:space="preserve">(b) Apply cold packs over the calf</w:t>
+      </w:r>
+    </w:p>
+    <w:p>
+      <w:r>
+        <w:t xml:space="preserve">(c) Elevate the affected leg and avoid massaging it</w:t>
+      </w:r>
+    </w:p>
+    <w:p>
+      <w:r>
+        <w:t xml:space="preserve">(d) Ambulate the patient every hour</w:t>
+      </w:r>
+    </w:p>
+    <w:p>
+      <w:r>
+        <w:t xml:space="preserve">Answer: c</w:t>
+      </w:r>
+    </w:p>
+    <w:p>
+      <w:r>
+        <w:t xml:space="preserve">Solution: ✅ Correct Answer: c</w:t>
+      </w:r>
+    </w:p>
+    <w:p>
+      <w:r>
+        <w:t xml:space="preserve">🧠 Clinical Rationale: The affected leg is elevated to promote venous return while the patient remains on bed rest; the limb is handled gently and NEVER massaged because massage can dislodge the thrombus and cause a fatal pulmonary embolism.</w:t>
+      </w:r>
+    </w:p>
+    <w:p>
+      <w:r>
+        <w:t xml:space="preserve">❌ Why Not Other Options?</w:t>
+      </w:r>
+    </w:p>
+    <w:p>
+      <w:r>
+        <w:t xml:space="preserve">(a) — Massage risks dislodging the clot → pulmonary embolism; it is strictly contraindicated.</w:t>
+      </w:r>
+    </w:p>
+    <w:p>
+      <w:r>
+        <w:t xml:space="preserve">(b) — Cold packs do not treat a venous clot or prevent embolization.</w:t>
+      </w:r>
+    </w:p>
+    <w:p>
+      <w:r>
+        <w:t xml:space="preserve">(d) — Ambulation during acute DVT is ordered against bed rest and also risks embolization.</w:t>
+      </w:r>
+    </w:p>
+    <w:p>
+      <w:r>
+        <w:t xml:space="preserve">⚠️ Exam Trap: Any option that "massages" a DVT leg is automatically wrong — massage, heat, and vigorous activity are all contraindicated.</w:t>
+      </w:r>
+    </w:p>
+    <w:p>
+      <w:r>
+        <w:t xml:space="preserve">💎 PNC Pearl: "DVT leg = Elevate, Rest, No massage — the 3 E.R.N. rules."</w:t>
+      </w:r>
+    </w:p>
+    <w:p>
+      <w:r>
+        <w:t xml:space="preserve">Positive Marks: 1</w:t>
+      </w:r>
+    </w:p>
+    <w:p>
+      <w:r>
+        <w:t xml:space="preserve">Negative Marks: 0.25</w:t>
+      </w:r>
+    </w:p>
+    <w:p>
+      <w:r>
+        <w:t xml:space="preserve"/>
+      </w:r>
+    </w:p>
+    <w:p>
+      <w:r>
+        <w:t xml:space="preserve">Question: The deep, rapid, sighing respiration seen in diabetic ketoacidosis is called</w:t>
+      </w:r>
+    </w:p>
+    <w:p>
+      <w:r>
+        <w:t xml:space="preserve">(a) Kussmaul respiration</w:t>
+      </w:r>
+    </w:p>
+    <w:p>
+      <w:r>
+        <w:t xml:space="preserve">(b) Cheyne-Stokes respiration</w:t>
+      </w:r>
+    </w:p>
+    <w:p>
+      <w:r>
+        <w:t xml:space="preserve">(c) Biot respiration</w:t>
+      </w:r>
+    </w:p>
+    <w:p>
+      <w:r>
+        <w:t xml:space="preserve">(d) Apneustic respiration</w:t>
+      </w:r>
+    </w:p>
+    <w:p>
+      <w:r>
+        <w:t xml:space="preserve">Answer: a</w:t>
+      </w:r>
+    </w:p>
+    <w:p>
+      <w:r>
+        <w:t xml:space="preserve">Solution: ✅ Correct Answer: a</w:t>
+      </w:r>
+    </w:p>
+    <w:p>
+      <w:r>
+        <w:t xml:space="preserve">🧠 Clinical Rationale: Kussmaul breathing — deep, rapid, sighing respirations — is the respiratory compensation for metabolic acidosis in DKA: the lungs blow off CO2 to raise pH.</w:t>
+      </w:r>
+    </w:p>
+    <w:p>
+      <w:r>
+        <w:t xml:space="preserve">❌ Why Not Other Options?</w:t>
+      </w:r>
+    </w:p>
+    <w:p>
+      <w:r>
+        <w:t xml:space="preserve">(b) — Cheyne-Stokes is crescendo-decrescendo breathing with periods of apnea (heart failure, brain injury).</w:t>
+      </w:r>
+    </w:p>
+    <w:p>
+      <w:r>
+        <w:t xml:space="preserve">(c) — Biot respiration is irregular with unpredictable pauses (CNS damage).</w:t>
+      </w:r>
+    </w:p>
+    <w:p>
+      <w:r>
+        <w:t xml:space="preserve">(d) — Apneustic respiration pauses at full inspiration (pontine damage).</w:t>
+      </w:r>
+    </w:p>
+    <w:p>
+      <w:r>
+        <w:t xml:space="preserve">⚠️ Exam Trap: Match the pattern to the site/system — DKA = Kussmaul; the breathing pattern IS the diagnosis clue.</w:t>
+      </w:r>
+    </w:p>
+    <w:p>
+      <w:r>
+        <w:t xml:space="preserve">💎 PNC Pearl: "DKA → Deep and Rapid = Kussmaul; the body trades CO2 for acid."</w:t>
+      </w:r>
+    </w:p>
+    <w:p>
+      <w:r>
+        <w:t xml:space="preserve">Positive Marks: 1</w:t>
+      </w:r>
+    </w:p>
+    <w:p>
+      <w:r>
+        <w:t xml:space="preserve">Negative Marks: 0.25</w:t>
+      </w:r>
+    </w:p>
+    <w:p>
+      <w:r>
+        <w:t xml:space="preserve"/>
+      </w:r>
+    </w:p>
+    <w:p>
+      <w:r>
+        <w:t xml:space="preserve">Question: The nurse notes that a patient's nasogastric tube is not draining. The FIRST action is to</w:t>
+      </w:r>
+    </w:p>
+    <w:p>
+      <w:r>
+        <w:t xml:space="preserve">(a) Remove the tube immediately</w:t>
+      </w:r>
+    </w:p>
+    <w:p>
+      <w:r>
+        <w:t xml:space="preserve">(b) Reposition the patient and irrigate the tube with warm water as prescribed</w:t>
+      </w:r>
+    </w:p>
+    <w:p>
+      <w:r>
+        <w:t xml:space="preserve">(c) Increase the suction pressure</w:t>
+      </w:r>
+    </w:p>
+    <w:p>
+      <w:r>
+        <w:t xml:space="preserve">(d) Clamp the tube for 2 hours</w:t>
+      </w:r>
+    </w:p>
+    <w:p>
+      <w:r>
+        <w:t xml:space="preserve">Answer: b</w:t>
+      </w:r>
+    </w:p>
+    <w:p>
+      <w:r>
+        <w:t xml:space="preserve">Solution: ✅ Correct Answer: b</w:t>
+      </w:r>
+    </w:p>
+    <w:p>
+      <w:r>
+        <w:t xml:space="preserve">🧠 Clinical Rationale: The commonest cause of poor NG drainage is the tube tip lying against the stomach wall — repositioning the patient and gently irrigating with warm water or normal saline (as prescribed) usually restores flow without trauma.</w:t>
+      </w:r>
+    </w:p>
+    <w:p>
+      <w:r>
+        <w:t xml:space="preserve">❌ Why Not Other Options?</w:t>
+      </w:r>
+    </w:p>
+    <w:p>
+      <w:r>
+        <w:t xml:space="preserve">(a) — Removal is drastic and is not the first step for a blocked tube.</w:t>
+      </w:r>
+    </w:p>
+    <w:p>
+      <w:r>
+        <w:t xml:space="preserve">(c) — Increasing suction can injure the gastric mucosa.</w:t>
+      </w:r>
+    </w:p>
+    <w:p>
+      <w:r>
+        <w:t xml:space="preserve">(d) — Clamping worsens the blockage and causes distension.</w:t>
+      </w:r>
+    </w:p>
+    <w:p>
+      <w:r>
+        <w:t xml:space="preserve">⚠️ Exam Trap: "FIRST action" questions want the least invasive safe step first — reposition and irrigate before removing or notifying.</w:t>
+      </w:r>
+    </w:p>
+    <w:p>
+      <w:r>
+        <w:t xml:space="preserve">💎 PNC Pearl: "NG blocked? Reposition → irrigate (only if prescribed) → notify if still blocked."</w:t>
+      </w:r>
+    </w:p>
+    <w:p>
+      <w:r>
+        <w:t xml:space="preserve">Positive Marks: 1</w:t>
+      </w:r>
+    </w:p>
+    <w:p>
+      <w:r>
+        <w:t xml:space="preserve">Negative Marks: 0.25</w:t>
+      </w:r>
+    </w:p>
+    <w:p>
+      <w:r>
+        <w:t xml:space="preserve"/>
+      </w:r>
+    </w:p>
+    <w:p>
+      <w:r>
+        <w:t xml:space="preserve">Question: The most suitable position for administering an enema is</w:t>
+      </w:r>
+    </w:p>
+    <w:p>
+      <w:r>
+        <w:t xml:space="preserve">(a) Left lateral (Sims) position</w:t>
+      </w:r>
+    </w:p>
+    <w:p>
+      <w:r>
+        <w:t xml:space="preserve">(b) Right lateral position</w:t>
+      </w:r>
+    </w:p>
+    <w:p>
+      <w:r>
+        <w:t xml:space="preserve">(c) Supine position</w:t>
+      </w:r>
+    </w:p>
+    <w:p>
+      <w:r>
+        <w:t xml:space="preserve">(d) Prone position</w:t>
+      </w:r>
+    </w:p>
+    <w:p>
+      <w:r>
+        <w:t xml:space="preserve">Answer: a</w:t>
+      </w:r>
+    </w:p>
+    <w:p>
+      <w:r>
+        <w:t xml:space="preserve">Solution: ✅ Correct Answer: a</w:t>
+      </w:r>
+    </w:p>
+    <w:p>
+      <w:r>
+        <w:t xml:space="preserve">🧠 Clinical Rationale: The left lateral (Sims) position lets the enema solution flow by gravity along the natural curve of the colon (descending colon and rectum), improving retention and effectiveness.</w:t>
+      </w:r>
+    </w:p>
+    <w:p>
+      <w:r>
+        <w:t xml:space="preserve">❌ Why Not Other Options?</w:t>
+      </w:r>
+    </w:p>
+    <w:p>
+      <w:r>
+        <w:t xml:space="preserve">(b) — The right lateral position fights the natural colonic flow.</w:t>
+      </w:r>
+    </w:p>
+    <w:p>
+      <w:r>
+        <w:t xml:space="preserve">(c) — Supine makes insertion and retention difficult.</w:t>
+      </w:r>
+    </w:p>
+    <w:p>
+      <w:r>
+        <w:t xml:space="preserve">(d) — Prone is awkward and does not aid flow.</w:t>
+      </w:r>
+    </w:p>
+    <w:p>
+      <w:r>
+        <w:t xml:space="preserve">⚠️ Exam Trap: "Left side for enemas" — the same rule applies to rectal examinations; the left-lateral reflex is the answer.</w:t>
+      </w:r>
+    </w:p>
+    <w:p>
+      <w:r>
+        <w:t xml:space="preserve">💎 PNC Pearl: "Enema → patient's LEFT side, lower knee bent (Sims), solution at 37-41°C."</w:t>
+      </w:r>
+    </w:p>
+    <w:p>
+      <w:r>
+        <w:t xml:space="preserve">Positive Marks: 1</w:t>
+      </w:r>
+    </w:p>
+    <w:p>
+      <w:r>
+        <w:t xml:space="preserve">Negative Marks: 0.25</w:t>
+      </w:r>
+    </w:p>
+    <w:p>
+      <w:r>
+        <w:t xml:space="preserve"/>
+      </w:r>
+    </w:p>
+    <w:p>
+      <w:r>
+        <w:t xml:space="preserve">Question: The hormone mainly responsible for maintaining pregnancy during the first trimester is</w:t>
+      </w:r>
+    </w:p>
+    <w:p>
+      <w:r>
+        <w:t xml:space="preserve">(a) Oxytocin</w:t>
+      </w:r>
+    </w:p>
+    <w:p>
+      <w:r>
+        <w:t xml:space="preserve">(b) Progesterone</w:t>
+      </w:r>
+    </w:p>
+    <w:p>
+      <w:r>
+        <w:t xml:space="preserve">(c) Prolactin</w:t>
+      </w:r>
+    </w:p>
+    <w:p>
+      <w:r>
+        <w:t xml:space="preserve">(d) Estrogen</w:t>
+      </w:r>
+    </w:p>
+    <w:p>
+      <w:r>
+        <w:t xml:space="preserve">Answer: b</w:t>
+      </w:r>
+    </w:p>
+    <w:p>
+      <w:r>
+        <w:t xml:space="preserve">Solution: ✅ Correct Answer: b</w:t>
+      </w:r>
+    </w:p>
+    <w:p>
+      <w:r>
+        <w:t xml:space="preserve">🧠 Clinical Rationale: Progesterone maintains the secretory endometrium, keeps the uterus quiescent, and supports the pregnancy until the placenta takes over hormone production — it is the pregnancy-maintaining hormone.</w:t>
+      </w:r>
+    </w:p>
+    <w:p>
+      <w:r>
+        <w:t xml:space="preserve">❌ Why Not Other Options?</w:t>
+      </w:r>
+    </w:p>
+    <w:p>
+      <w:r>
+        <w:t xml:space="preserve">(a) — Oxytocin causes uterine CONTRACTIONS in labor and milk let-down.</w:t>
+      </w:r>
+    </w:p>
+    <w:p>
+      <w:r>
+        <w:t xml:space="preserve">(c) — Prolactin stimulates milk production.</w:t>
+      </w:r>
+    </w:p>
+    <w:p>
+      <w:r>
+        <w:t xml:space="preserve">(d) — Estrogen promotes endometrial growth and female secondary sex characteristics, but does not maintain the pregnancy.</w:t>
+      </w:r>
+    </w:p>
+    <w:p>
+      <w:r>
+        <w:t xml:space="preserve">⚠️ Exam Trap: Don't confuse the hormones that MAINTAIN pregnancy (progesterone) with those that END it (oxytocin).</w:t>
+      </w:r>
+    </w:p>
+    <w:p>
+      <w:r>
+        <w:t xml:space="preserve">💎 PNC Pearl: "Pro = gestation" — progesterone is pro-pregnancy; its fall at term helps initiate labor.</w:t>
+      </w:r>
+    </w:p>
+    <w:p>
+      <w:r>
+        <w:t xml:space="preserve">Positive Marks: 1</w:t>
+      </w:r>
+    </w:p>
+    <w:p>
+      <w:r>
+        <w:t xml:space="preserve">Negative Marks: 0.25</w:t>
+      </w:r>
+    </w:p>
+    <w:p>
+      <w:r>
+        <w:t xml:space="preserve"/>
+      </w:r>
+    </w:p>
+    <w:p>
+      <w:r>
+        <w:t xml:space="preserve">Question: The normal heart rate of a newborn infant is approximately</w:t>
+      </w:r>
+    </w:p>
+    <w:p>
+      <w:r>
+        <w:t xml:space="preserve">(a) 60-80 beats per minute</w:t>
+      </w:r>
+    </w:p>
+    <w:p>
+      <w:r>
+        <w:t xml:space="preserve">(b) 120-160 beats per minute</w:t>
+      </w:r>
+    </w:p>
+    <w:p>
+      <w:r>
+        <w:t xml:space="preserve">(c) 40-60 beats per minute</w:t>
+      </w:r>
+    </w:p>
+    <w:p>
+      <w:r>
+        <w:t xml:space="preserve">(d) 180-220 beats per minute</w:t>
+      </w:r>
+    </w:p>
+    <w:p>
+      <w:r>
+        <w:t xml:space="preserve">Answer: b</w:t>
+      </w:r>
+    </w:p>
+    <w:p>
+      <w:r>
+        <w:t xml:space="preserve">Solution: ✅ Correct Answer: b</w:t>
+      </w:r>
+    </w:p>
+    <w:p>
+      <w:r>
+        <w:t xml:space="preserve">🧠 Clinical Rationale: A newborn's heart rate is 120-160 bpm — faster than an adult because of the small, compliant heart and high metabolic demand; it falls to ~100 during sleep and rises with crying.</w:t>
+      </w:r>
+    </w:p>
+    <w:p>
+      <w:r>
+        <w:t xml:space="preserve">❌ Why Not Other Options?</w:t>
+      </w:r>
+    </w:p>
+    <w:p>
+      <w:r>
+        <w:t xml:space="preserve">(a) — 60-80 bpm is the adult range, too slow for a newborn.</w:t>
+      </w:r>
+    </w:p>
+    <w:p>
+      <w:r>
+        <w:t xml:space="preserve">(c) — 40-60 bpm is severe bradycardia in a neonate.</w:t>
+      </w:r>
+    </w:p>
+    <w:p>
+      <w:r>
+        <w:t xml:space="preserve">(d) — Sustained 180-220 bpm is tachycardia needing evaluation.</w:t>
+      </w:r>
+    </w:p>
+    <w:p>
+      <w:r>
+        <w:t xml:space="preserve">⚠️ Exam Trap: Newborn vital signs are NOT adult vitals — anchor them: HR 120-160, RR 30-60, BP ~60/40.</w:t>
+      </w:r>
+    </w:p>
+    <w:p>
+      <w:r>
+        <w:t xml:space="preserve">💎 PNC Pearl: "Newborn numbers: HR 120-160, RR 30-60, temp 36.5-37.5°C."</w:t>
+      </w:r>
+    </w:p>
+    <w:p>
+      <w:r>
+        <w:t xml:space="preserve">Positive Marks: 1</w:t>
+      </w:r>
+    </w:p>
+    <w:p>
+      <w:r>
+        <w:t xml:space="preserve">Negative Marks: 0.25</w:t>
+      </w:r>
+    </w:p>
+    <w:p>
+      <w:r>
+        <w:t xml:space="preserve"/>
+      </w:r>
+    </w:p>
+    <w:p>
+      <w:r>
+        <w:t xml:space="preserve">Question: Which of the following diseases is included in the National Vector Borne Disease Control Programme?</w:t>
+      </w:r>
+    </w:p>
+    <w:p>
+      <w:r>
+        <w:t xml:space="preserve">(a) Typhoid</w:t>
+      </w:r>
+    </w:p>
+    <w:p>
+      <w:r>
+        <w:t xml:space="preserve">(b) Cholera</w:t>
+      </w:r>
+    </w:p>
+    <w:p>
+      <w:r>
+        <w:t xml:space="preserve">(c) Malaria</w:t>
+      </w:r>
+    </w:p>
+    <w:p>
+      <w:r>
+        <w:t xml:space="preserve">(d) Poliomyelitis</w:t>
+      </w:r>
+    </w:p>
+    <w:p>
+      <w:r>
+        <w:t xml:space="preserve">Answer: c</w:t>
+      </w:r>
+    </w:p>
+    <w:p>
+      <w:r>
+        <w:t xml:space="preserve">Solution: ✅ Correct Answer: c</w:t>
+      </w:r>
+    </w:p>
+    <w:p>
+      <w:r>
+        <w:t xml:space="preserve">🧠 Clinical Rationale: NVBDCP covers malaria, dengue, chikungunya, kala-azar, lymphatic filariasis, and Japanese encephalitis — all transmitted by insect vectors.</w:t>
+      </w:r>
+    </w:p>
+    <w:p>
+      <w:r>
+        <w:t xml:space="preserve">❌ Why Not Other Options?</w:t>
+      </w:r>
+    </w:p>
+    <w:p>
+      <w:r>
+        <w:t xml:space="preserve">(a) — Typhoid is a waterborne (fecal-oral) disease.</w:t>
+      </w:r>
+    </w:p>
+    <w:p>
+      <w:r>
+        <w:t xml:space="preserve">(b) — Cholera is also waterborne.</w:t>
+      </w:r>
+    </w:p>
+    <w:p>
+      <w:r>
+        <w:t xml:space="preserve">(d) — Polio is fecal-oral and already eradicated from India.</w:t>
+      </w:r>
+    </w:p>
+    <w:p>
+      <w:r>
+        <w:t xml:space="preserve">⚠️ Exam Trap: Sort diseases by TRANSMISSION — vector (NVBDCP) vs water/food (fecal-oral) vs airborne.</w:t>
+      </w:r>
+    </w:p>
+    <w:p>
+      <w:r>
+        <w:t xml:space="preserve">💎 PNC Pearl: "NVBDCP = M-D-C-K-F-J: Malaria, Dengue, Chikungunya, Kala-azar, Filariasis, JE."</w:t>
+      </w:r>
+    </w:p>
+    <w:p>
+      <w:r>
+        <w:t xml:space="preserve">Positive Marks: 1</w:t>
+      </w:r>
+    </w:p>
+    <w:p>
+      <w:r>
+        <w:t xml:space="preserve">Negative Marks: 0.25</w:t>
+      </w:r>
+    </w:p>
+    <w:p>
+      <w:r>
+        <w:t xml:space="preserve"/>
+      </w:r>
+    </w:p>
+    <w:p>
+      <w:r>
+        <w:t xml:space="preserve">Question: The earliest sign of hypovolemic shock is</w:t>
+      </w:r>
+    </w:p>
+    <w:p>
+      <w:r>
+        <w:t xml:space="preserve">(a) Hypotension</w:t>
+      </w:r>
+    </w:p>
+    <w:p>
+      <w:r>
+        <w:t xml:space="preserve">(b) Bradycardia</w:t>
+      </w:r>
+    </w:p>
+    <w:p>
+      <w:r>
+        <w:t xml:space="preserve">(c) Tachycardia</w:t>
+      </w:r>
+    </w:p>
+    <w:p>
+      <w:r>
+        <w:t xml:space="preserve">(d) Warm flushed skin</w:t>
+      </w:r>
+    </w:p>
+    <w:p>
+      <w:r>
+        <w:t xml:space="preserve">Answer: c</w:t>
+      </w:r>
+    </w:p>
+    <w:p>
+      <w:r>
+        <w:t xml:space="preserve">Solution: ✅ Correct Answer: c</w:t>
+      </w:r>
+    </w:p>
+    <w:p>
+      <w:r>
+        <w:t xml:space="preserve">🧠 Clinical Rationale: When blood volume falls, the body compensates by increasing heart rate to maintain cardiac output — tachycardia appears EARLY, before blood pressure falls.</w:t>
+      </w:r>
+    </w:p>
+    <w:p>
+      <w:r>
+        <w:t xml:space="preserve">❌ Why Not Other Options?</w:t>
+      </w:r>
+    </w:p>
+    <w:p>
+      <w:r>
+        <w:t xml:space="preserve">(a) — Hypotension is a LATE sign, appearing when compensation fails (up to 30% volume loss).</w:t>
+      </w:r>
+    </w:p>
+    <w:p>
+      <w:r>
+        <w:t xml:space="preserve">(b) — Bradycardia never occurs in hypovolemic shock.</w:t>
+      </w:r>
+    </w:p>
+    <w:p>
+      <w:r>
+        <w:t xml:space="preserve">(d) — Warm flushed skin suggests early SEPTIC shock, not volume loss.</w:t>
+      </w:r>
+    </w:p>
+    <w:p>
+      <w:r>
+        <w:t xml:space="preserve">⚠️ Exam Trap: "BP is the LAST thing to fall in shock" — waiting for hypotension delays treatment.</w:t>
+      </w:r>
+    </w:p>
+    <w:p>
+      <w:r>
+        <w:t xml:space="preserve">💎 PNC Pearl: "Early shock = tachycardic, thirsty, low urine; BP drop = late alarm."</w:t>
+      </w:r>
+    </w:p>
+    <w:p>
+      <w:r>
+        <w:t xml:space="preserve">Positive Marks: 1</w:t>
+      </w:r>
+    </w:p>
+    <w:p>
+      <w:r>
+        <w:t xml:space="preserve">Negative Marks: 0.25</w:t>
+      </w:r>
+    </w:p>
+    <w:p>
+      <w:r>
+        <w:t xml:space="preserve"/>
+      </w:r>
+    </w:p>
+    <w:p>
+      <w:r>
+        <w:t xml:space="preserve">Question: The richest dietary source of vitamin C is</w:t>
+      </w:r>
+    </w:p>
+    <w:p>
+      <w:r>
+        <w:t xml:space="preserve">(a) Milk</w:t>
+      </w:r>
+    </w:p>
+    <w:p>
+      <w:r>
+        <w:t xml:space="preserve">(b) Citrus fruits</w:t>
+      </w:r>
+    </w:p>
+    <w:p>
+      <w:r>
+        <w:t xml:space="preserve">(c) Rice</w:t>
+      </w:r>
+    </w:p>
+    <w:p>
+      <w:r>
+        <w:t xml:space="preserve">(d) Red meat</w:t>
+      </w:r>
+    </w:p>
+    <w:p>
+      <w:r>
+        <w:t xml:space="preserve">Answer: b</w:t>
+      </w:r>
+    </w:p>
+    <w:p>
+      <w:r>
+        <w:t xml:space="preserve">Solution: ✅ Correct Answer: b</w:t>
+      </w:r>
+    </w:p>
+    <w:p>
+      <w:r>
+        <w:t xml:space="preserve">🧠 Clinical Rationale: Citrus fruits — oranges, lemons, and especially amla (Indian gooseberry) — are the richest sources of vitamin C, followed by guava, tomatoes, and green leafy vegetables.</w:t>
+      </w:r>
+    </w:p>
+    <w:p>
+      <w:r>
+        <w:t xml:space="preserve">❌ Why Not Other Options?</w:t>
+      </w:r>
+    </w:p>
+    <w:p>
+      <w:r>
+        <w:t xml:space="preserve">(a) — Milk is rich in calcium, not vitamin C.</w:t>
+      </w:r>
+    </w:p>
+    <w:p>
+      <w:r>
+        <w:t xml:space="preserve">(c) — Rice is a carbohydrate staple with negligible vitamin C.</w:t>
+      </w:r>
+    </w:p>
+    <w:p>
+      <w:r>
+        <w:t xml:space="preserve">(d) — Red meat provides iron and protein.</w:t>
+      </w:r>
+    </w:p>
+    <w:p>
+      <w:r>
+        <w:t xml:space="preserve">⚠️ Exam Trap: "C is for Citrus" — but remember amla is the richest Indian source, a frequent exam favourite.</w:t>
+      </w:r>
+    </w:p>
+    <w:p>
+      <w:r>
+        <w:t xml:space="preserve">💎 PNC Pearl: "Vitamin C sources: amla, guava, citrus; deficiency = scurvy (bleeding gums)."</w:t>
+      </w:r>
+    </w:p>
+    <w:p>
+      <w:r>
+        <w:t xml:space="preserve">Positive Marks: 1</w:t>
+      </w:r>
+    </w:p>
+    <w:p>
+      <w:r>
+        <w:t xml:space="preserve">Negative Marks: 0.25</w:t>
+      </w:r>
+    </w:p>
+    <w:p>
+      <w:r>
+        <w:t xml:space="preserve"/>
+      </w:r>
+    </w:p>
+    <w:p>
+      <w:r>
+        <w:t xml:space="preserve">Question: The "five rights" of medication administration include all of the following EXCEPT</w:t>
+      </w:r>
+    </w:p>
+    <w:p>
+      <w:r>
+        <w:t xml:space="preserve">(a) Right drug</w:t>
+      </w:r>
+    </w:p>
+    <w:p>
+      <w:r>
+        <w:t xml:space="preserve">(b) Right dose</w:t>
+      </w:r>
+    </w:p>
+    <w:p>
+      <w:r>
+        <w:t xml:space="preserve">(c) Right cost</w:t>
+      </w:r>
+    </w:p>
+    <w:p>
+      <w:r>
+        <w:t xml:space="preserve">(d) Right route</w:t>
+      </w:r>
+    </w:p>
+    <w:p>
+      <w:r>
+        <w:t xml:space="preserve">Answer: c</w:t>
+      </w:r>
+    </w:p>
+    <w:p>
+      <w:r>
+        <w:t xml:space="preserve">Solution: ✅ Correct Answer: c</w:t>
+      </w:r>
+    </w:p>
+    <w:p>
+      <w:r>
+        <w:t xml:space="preserve">🧠 Clinical Rationale: The five rights are right PATIENT, right drug, right dose, right route, and right time — "right cost" is not part of them; the five rights prevent medication errors.</w:t>
+      </w:r>
+    </w:p>
+    <w:p>
+      <w:r>
+        <w:t xml:space="preserve">❌ Why Not Other Options?</w:t>
+      </w:r>
+    </w:p>
+    <w:p>
+      <w:r>
+        <w:t xml:space="preserve">(a) — Right drug IS one of the five rights.</w:t>
+      </w:r>
+    </w:p>
+    <w:p>
+      <w:r>
+        <w:t xml:space="preserve">(b) — Right dose IS one of the five rights.</w:t>
+      </w:r>
+    </w:p>
+    <w:p>
+      <w:r>
+        <w:t xml:space="preserve">(d) — Right route IS one of the five rights.</w:t>
+      </w:r>
+    </w:p>
+    <w:p>
+      <w:r>
+        <w:t xml:space="preserve">⚠️ Exam Trap: "EXCEPT" questions want the odd one out — cost is a business concern, not a medication-safety right.</w:t>
+      </w:r>
+    </w:p>
+    <w:p>
+      <w:r>
+        <w:t xml:space="preserve">💎 PNC Pearl: "5 Rights = Patient, Drug, Dose, Route, Time" — add Documentation and Reason for the 7 Rights.</w:t>
+      </w:r>
+    </w:p>
+    <w:p>
+      <w:r>
+        <w:t xml:space="preserve">Positive Marks: 1</w:t>
+      </w:r>
+    </w:p>
+    <w:p>
+      <w:r>
+        <w:t xml:space="preserve">Negative Marks: 0.25</w:t>
       </w:r>
     </w:p>
     <w:sectPr>
       <w:pgSz w:w="12240" w:h="15840"/>
-      <w:pgMar w:top="864" w:right="1008" w:bottom="864" w:left="1008" w:header="720" w:footer="720" w:gutter="0"/>
+      <w:pgMar w:top="1440" w:right="1800" w:bottom="1440" w:left="1800" w:header="720" w:footer="720" w:gutter="0"/>
       <w:cols w:space="720"/>
       <w:docGrid w:linePitch="360"/>
     </w:sectPr>
@@ -2535,10 +2080,6 @@
     <w:name w:val="Normal"/>
     <w:qFormat/>
     <w:rsid w:val="00FC693F"/>
-    <w:rPr>
-      <w:rFonts w:ascii="Calibri" w:hAnsi="Calibri"/>
-      <w:sz w:val="22"/>
-    </w:rPr>
   </w:style>
   <w:style w:type="paragraph" w:styleId="Header">
     <w:name w:val="header"/>
